--- a/Assingment-8.docx
+++ b/Assingment-8.docx
@@ -100,8 +100,10 @@
           <w:bCs/>
           <w:sz w:val="40"/>
           <w:szCs w:val="40"/>
-        </w:rPr>
-      </w:pPr>
+          <w:u w:val="single"/>
+        </w:rPr>
+      </w:pPr>
+      <w:proofErr w:type="gramStart"/>
       <w:r>
         <w:rPr>
           <w:b/>
@@ -110,7 +112,7 @@
           <w:szCs w:val="40"/>
           <w:u w:val="single"/>
         </w:rPr>
-        <w:t>Kubernetes</w:t>
+        <w:t>Terraform</w:t>
       </w:r>
       <w:r>
         <w:rPr>
@@ -122,84 +124,547 @@
         </w:rPr>
         <w:t xml:space="preserve"> </w:t>
       </w:r>
-      <w:proofErr w:type="gramStart"/>
       <w:r>
         <w:rPr>
           <w:b/>
           <w:bCs/>
           <w:sz w:val="40"/>
           <w:szCs w:val="40"/>
-        </w:rPr>
-        <w:t>|  Assignment</w:t>
+          <w:u w:val="single"/>
+        </w:rPr>
+        <w:t xml:space="preserve"> </w:t>
+      </w:r>
+      <w:r>
+        <w:rPr>
+          <w:b/>
+          <w:bCs/>
+          <w:sz w:val="40"/>
+          <w:szCs w:val="40"/>
+        </w:rPr>
+        <w:t>|</w:t>
+      </w:r>
+      <w:proofErr w:type="gramEnd"/>
+      <w:r>
+        <w:rPr>
+          <w:b/>
+          <w:bCs/>
+          <w:sz w:val="40"/>
+          <w:szCs w:val="40"/>
+        </w:rPr>
+        <w:t>  Assignment</w:t>
+      </w:r>
+    </w:p>
+    <w:p>
+      <w:pPr>
+        <w:jc w:val="center"/>
+        <w:rPr>
+          <w:b/>
+          <w:bCs/>
+          <w:sz w:val="40"/>
+          <w:szCs w:val="40"/>
+        </w:rPr>
+      </w:pPr>
+      <w:r>
+        <w:rPr>
+          <w:b/>
+          <w:bCs/>
+          <w:sz w:val="40"/>
+          <w:szCs w:val="40"/>
+        </w:rPr>
+        <w:t>Anuj Bansal</w:t>
+      </w:r>
+    </w:p>
+    <w:p>
+      <w:pPr>
+        <w:spacing w:after="0" w:line="240" w:lineRule="auto"/>
+        <w:rPr>
+          <w:rFonts w:ascii="Times New Roman" w:eastAsia="Times New Roman" w:hAnsi="Times New Roman" w:cs="Times New Roman"/>
+          <w:kern w:val="0"/>
+          <w14:ligatures w14:val="none"/>
+        </w:rPr>
+      </w:pPr>
+      <w:proofErr w:type="spellStart"/>
+      <w:r>
+        <w:rPr>
+          <w:b/>
+          <w:bCs/>
+        </w:rPr>
+        <w:t>Github</w:t>
+      </w:r>
+      <w:proofErr w:type="spellEnd"/>
+      <w:r>
+        <w:rPr>
+          <w:b/>
+          <w:bCs/>
+        </w:rPr>
+        <w:t xml:space="preserve"> -&gt; </w:t>
+      </w:r>
+      <w:r>
+        <w:rPr>
+          <w:b/>
+          <w:bCs/>
+        </w:rPr>
+        <w:t xml:space="preserve"> </w:t>
+      </w:r>
+    </w:p>
+    <w:p>
+      <w:pPr>
+        <w:spacing w:after="0" w:line="240" w:lineRule="auto"/>
+        <w:rPr>
+          <w:rFonts w:ascii="Times New Roman" w:eastAsia="Times New Roman" w:hAnsi="Times New Roman" w:cs="Times New Roman"/>
+          <w:kern w:val="0"/>
+          <w14:ligatures w14:val="none"/>
+        </w:rPr>
+      </w:pPr>
+    </w:p>
+    <w:p>
+      <w:pPr>
+        <w:spacing w:after="0" w:line="240" w:lineRule="auto"/>
+        <w:rPr>
+          <w:rFonts w:ascii="Times New Roman" w:eastAsia="Times New Roman" w:hAnsi="Times New Roman" w:cs="Times New Roman"/>
+          <w:kern w:val="0"/>
+          <w14:ligatures w14:val="none"/>
+        </w:rPr>
+      </w:pPr>
+      <w:r>
+        <w:rPr>
+          <w:rFonts w:ascii="Times New Roman" w:eastAsia="Times New Roman" w:hAnsi="Times New Roman" w:cs="Times New Roman"/>
+          <w:b/>
+          <w:bCs/>
+          <w:kern w:val="0"/>
+          <w14:ligatures w14:val="none"/>
+        </w:rPr>
+        <w:t xml:space="preserve">Objective: </w:t>
+      </w:r>
+      <w:r>
+        <w:rPr>
+          <w:rFonts w:ascii="Times New Roman" w:eastAsia="Times New Roman" w:hAnsi="Times New Roman" w:cs="Times New Roman"/>
+          <w:kern w:val="0"/>
+          <w14:ligatures w14:val="none"/>
+        </w:rPr>
+        <w:t>Deploy a Flask backend and an Express frontend on AWS using Terraform, across three configurations — single EC2, separate EC2 instances, and Docker containers via ECR/ECS/VPC.</w:t>
+      </w:r>
+    </w:p>
+    <w:p>
+      <w:pPr>
+        <w:spacing w:after="0" w:line="240" w:lineRule="auto"/>
+        <w:rPr>
+          <w:rFonts w:ascii="Times New Roman" w:eastAsia="Times New Roman" w:hAnsi="Times New Roman" w:cs="Times New Roman"/>
+          <w:kern w:val="0"/>
+          <w14:ligatures w14:val="none"/>
+        </w:rPr>
+      </w:pPr>
+    </w:p>
+    <w:p>
+      <w:pPr>
+        <w:spacing w:after="0" w:line="240" w:lineRule="auto"/>
+        <w:rPr>
+          <w:rFonts w:ascii="Times New Roman" w:eastAsia="Times New Roman" w:hAnsi="Times New Roman" w:cs="Times New Roman"/>
+          <w:b/>
+          <w:bCs/>
+          <w:kern w:val="0"/>
+          <w14:ligatures w14:val="none"/>
+        </w:rPr>
+      </w:pPr>
+      <w:r>
+        <w:rPr>
+          <w:rFonts w:ascii="Times New Roman" w:eastAsia="Times New Roman" w:hAnsi="Times New Roman" w:cs="Times New Roman"/>
+          <w:b/>
+          <w:bCs/>
+          <w:kern w:val="0"/>
+          <w14:ligatures w14:val="none"/>
+        </w:rPr>
+        <w:t>Part 1: Deploy Both Flask and Express on a Single EC2 Instance</w:t>
+      </w:r>
+    </w:p>
+    <w:p>
+      <w:pPr>
+        <w:spacing w:after="0" w:line="240" w:lineRule="auto"/>
+        <w:rPr>
+          <w:rFonts w:ascii="Times New Roman" w:eastAsia="Times New Roman" w:hAnsi="Times New Roman" w:cs="Times New Roman"/>
+          <w:kern w:val="0"/>
+          <w14:ligatures w14:val="none"/>
+        </w:rPr>
+      </w:pPr>
+    </w:p>
+    <w:p>
+      <w:pPr>
+        <w:spacing w:after="0" w:line="240" w:lineRule="auto"/>
+        <w:rPr>
+          <w:rFonts w:ascii="Times New Roman" w:eastAsia="Times New Roman" w:hAnsi="Times New Roman" w:cs="Times New Roman"/>
+          <w:kern w:val="0"/>
+          <w14:ligatures w14:val="none"/>
+        </w:rPr>
+      </w:pPr>
+      <w:r>
+        <w:rPr>
+          <w:rFonts w:ascii="Times New Roman" w:eastAsia="Times New Roman" w:hAnsi="Times New Roman" w:cs="Times New Roman"/>
+          <w:b/>
+          <w:bCs/>
+          <w:kern w:val="0"/>
+          <w14:ligatures w14:val="none"/>
+        </w:rPr>
+        <w:t xml:space="preserve">Objective: </w:t>
+      </w:r>
+      <w:r>
+        <w:rPr>
+          <w:rFonts w:ascii="Times New Roman" w:eastAsia="Times New Roman" w:hAnsi="Times New Roman" w:cs="Times New Roman"/>
+          <w:kern w:val="0"/>
+          <w14:ligatures w14:val="none"/>
+        </w:rPr>
+        <w:t>Deploy both the Flask backend and the Express frontend on a single EC2 instance using Terraform.</w:t>
+      </w:r>
+    </w:p>
+    <w:p>
+      <w:pPr>
+        <w:spacing w:after="0" w:line="240" w:lineRule="auto"/>
+        <w:rPr>
+          <w:rFonts w:ascii="Times New Roman" w:eastAsia="Times New Roman" w:hAnsi="Times New Roman" w:cs="Times New Roman"/>
+          <w:kern w:val="0"/>
+          <w14:ligatures w14:val="none"/>
+        </w:rPr>
+      </w:pPr>
+    </w:p>
+    <w:p>
+      <w:pPr>
+        <w:pStyle w:val="ListParagraph"/>
+        <w:numPr>
+          <w:ilvl w:val="0"/>
+          <w:numId w:val="48"/>
+        </w:numPr>
+        <w:spacing w:after="0" w:line="240" w:lineRule="auto"/>
+        <w:rPr>
+          <w:rFonts w:ascii="Times New Roman" w:eastAsia="Times New Roman" w:hAnsi="Times New Roman" w:cs="Times New Roman"/>
+          <w:kern w:val="0"/>
+          <w14:ligatures w14:val="none"/>
+        </w:rPr>
+      </w:pPr>
+      <w:r>
+        <w:rPr>
+          <w:rFonts w:ascii="Times New Roman" w:eastAsia="Times New Roman" w:hAnsi="Times New Roman" w:cs="Times New Roman"/>
+          <w:kern w:val="0"/>
+          <w14:ligatures w14:val="none"/>
+        </w:rPr>
+        <w:t>Provision the EC2 instance with Terraform.</w:t>
+      </w:r>
+    </w:p>
+    <w:p>
+      <w:pPr>
+        <w:spacing w:after="0" w:line="240" w:lineRule="auto"/>
+        <w:rPr>
+          <w:rFonts w:ascii="Times New Roman" w:eastAsia="Times New Roman" w:hAnsi="Times New Roman" w:cs="Times New Roman"/>
+          <w:kern w:val="0"/>
+          <w14:ligatures w14:val="none"/>
+        </w:rPr>
+      </w:pPr>
+    </w:p>
+    <w:p>
+      <w:pPr>
+        <w:pStyle w:val="ListParagraph"/>
+        <w:numPr>
+          <w:ilvl w:val="0"/>
+          <w:numId w:val="48"/>
+        </w:numPr>
+        <w:spacing w:after="0" w:line="240" w:lineRule="auto"/>
+        <w:rPr>
+          <w:rFonts w:ascii="Times New Roman" w:eastAsia="Times New Roman" w:hAnsi="Times New Roman" w:cs="Times New Roman"/>
+          <w:kern w:val="0"/>
+          <w14:ligatures w14:val="none"/>
+        </w:rPr>
+      </w:pPr>
+      <w:r>
+        <w:rPr>
+          <w:rFonts w:ascii="Times New Roman" w:eastAsia="Times New Roman" w:hAnsi="Times New Roman" w:cs="Times New Roman"/>
+          <w:b/>
+          <w:bCs/>
+          <w:kern w:val="0"/>
+          <w14:ligatures w14:val="none"/>
+        </w:rPr>
+        <w:t xml:space="preserve">Configure the instance with: </w:t>
+      </w:r>
+      <w:r>
+        <w:rPr>
+          <w:rFonts w:ascii="Times New Roman" w:eastAsia="Times New Roman" w:hAnsi="Times New Roman" w:cs="Times New Roman"/>
+          <w:kern w:val="0"/>
+          <w14:ligatures w14:val="none"/>
+        </w:rPr>
+        <w:t>a user-data script or a configuration management tool (e.g., Ansible or Cloud-Init) to install dependencies (Python, Node.js), plus scripts to start the Flask backend and the Express frontend.</w:t>
+      </w:r>
+    </w:p>
+    <w:p>
+      <w:pPr>
+        <w:spacing w:after="0" w:line="240" w:lineRule="auto"/>
+        <w:rPr>
+          <w:rFonts w:ascii="Times New Roman" w:eastAsia="Times New Roman" w:hAnsi="Times New Roman" w:cs="Times New Roman"/>
+          <w:kern w:val="0"/>
+          <w14:ligatures w14:val="none"/>
+        </w:rPr>
+      </w:pPr>
+    </w:p>
+    <w:p>
+      <w:pPr>
+        <w:pStyle w:val="ListParagraph"/>
+        <w:numPr>
+          <w:ilvl w:val="0"/>
+          <w:numId w:val="48"/>
+        </w:numPr>
+        <w:spacing w:after="0" w:line="240" w:lineRule="auto"/>
+        <w:rPr>
+          <w:rFonts w:ascii="Times New Roman" w:eastAsia="Times New Roman" w:hAnsi="Times New Roman" w:cs="Times New Roman"/>
+          <w:kern w:val="0"/>
+          <w14:ligatures w14:val="none"/>
+        </w:rPr>
+      </w:pPr>
+      <w:r>
+        <w:rPr>
+          <w:rFonts w:ascii="Times New Roman" w:eastAsia="Times New Roman" w:hAnsi="Times New Roman" w:cs="Times New Roman"/>
+          <w:kern w:val="0"/>
+          <w14:ligatures w14:val="none"/>
+        </w:rPr>
+        <w:t>Ensure both applications run on different ports (e.g., Flask on port 5000 and Express on port 3000).</w:t>
+      </w:r>
+    </w:p>
+    <w:p>
+      <w:pPr>
+        <w:spacing w:after="0" w:line="240" w:lineRule="auto"/>
+        <w:rPr>
+          <w:rFonts w:ascii="Times New Roman" w:eastAsia="Times New Roman" w:hAnsi="Times New Roman" w:cs="Times New Roman"/>
+          <w:kern w:val="0"/>
+          <w14:ligatures w14:val="none"/>
+        </w:rPr>
+      </w:pPr>
+    </w:p>
+    <w:p>
+      <w:pPr>
+        <w:spacing w:after="0" w:line="240" w:lineRule="auto"/>
+        <w:rPr>
+          <w:rFonts w:ascii="Times New Roman" w:eastAsia="Times New Roman" w:hAnsi="Times New Roman" w:cs="Times New Roman"/>
+          <w:b/>
+          <w:bCs/>
+          <w:kern w:val="0"/>
+          <w14:ligatures w14:val="none"/>
+        </w:rPr>
+      </w:pPr>
+      <w:r>
+        <w:rPr>
+          <w:rFonts w:ascii="Times New Roman" w:eastAsia="Times New Roman" w:hAnsi="Times New Roman" w:cs="Times New Roman"/>
+          <w:b/>
+          <w:bCs/>
+          <w:kern w:val="0"/>
+          <w14:ligatures w14:val="none"/>
+        </w:rPr>
+        <w:t>Expected Deliverables</w:t>
+      </w:r>
+    </w:p>
+    <w:p>
+      <w:pPr>
+        <w:spacing w:after="0" w:line="240" w:lineRule="auto"/>
+        <w:rPr>
+          <w:rFonts w:ascii="Times New Roman" w:eastAsia="Times New Roman" w:hAnsi="Times New Roman" w:cs="Times New Roman"/>
+          <w:kern w:val="0"/>
+          <w14:ligatures w14:val="none"/>
+        </w:rPr>
+      </w:pPr>
+    </w:p>
+    <w:p>
+      <w:pPr>
+        <w:pStyle w:val="ListParagraph"/>
+        <w:numPr>
+          <w:ilvl w:val="0"/>
+          <w:numId w:val="47"/>
+        </w:numPr>
+        <w:spacing w:after="0" w:line="240" w:lineRule="auto"/>
+        <w:rPr>
+          <w:rFonts w:ascii="Times New Roman" w:eastAsia="Times New Roman" w:hAnsi="Times New Roman" w:cs="Times New Roman"/>
+          <w:kern w:val="0"/>
+          <w14:ligatures w14:val="none"/>
+        </w:rPr>
+      </w:pPr>
+      <w:r>
+        <w:rPr>
+          <w:rFonts w:ascii="Times New Roman" w:eastAsia="Times New Roman" w:hAnsi="Times New Roman" w:cs="Times New Roman"/>
+          <w:kern w:val="0"/>
+          <w14:ligatures w14:val="none"/>
+        </w:rPr>
+        <w:t>Terraform configuration files (main.tf, variables.tf, etc.).</w:t>
+      </w:r>
+    </w:p>
+    <w:p>
+      <w:pPr>
+        <w:spacing w:after="0" w:line="240" w:lineRule="auto"/>
+        <w:rPr>
+          <w:rFonts w:ascii="Times New Roman" w:eastAsia="Times New Roman" w:hAnsi="Times New Roman" w:cs="Times New Roman"/>
+          <w:kern w:val="0"/>
+          <w14:ligatures w14:val="none"/>
+        </w:rPr>
+      </w:pPr>
+    </w:p>
+    <w:p>
+      <w:pPr>
+        <w:pStyle w:val="ListParagraph"/>
+        <w:numPr>
+          <w:ilvl w:val="0"/>
+          <w:numId w:val="47"/>
+        </w:numPr>
+        <w:spacing w:after="0" w:line="240" w:lineRule="auto"/>
+        <w:rPr>
+          <w:rFonts w:ascii="Times New Roman" w:eastAsia="Times New Roman" w:hAnsi="Times New Roman" w:cs="Times New Roman"/>
+          <w:kern w:val="0"/>
+          <w14:ligatures w14:val="none"/>
+        </w:rPr>
+      </w:pPr>
+      <w:r>
+        <w:rPr>
+          <w:rFonts w:ascii="Times New Roman" w:eastAsia="Times New Roman" w:hAnsi="Times New Roman" w:cs="Times New Roman"/>
+          <w:kern w:val="0"/>
+          <w14:ligatures w14:val="none"/>
+        </w:rPr>
+        <w:t>A working EC2 instance with Flask and Express running and accessible via the instance's public IP.</w:t>
+      </w:r>
+    </w:p>
+    <w:p>
+      <w:pPr>
+        <w:spacing w:after="0"/>
+        <w:rPr>
+          <w:rFonts w:ascii="Times New Roman" w:eastAsia="Times New Roman" w:hAnsi="Times New Roman" w:cs="Times New Roman"/>
+          <w:kern w:val="0"/>
+          <w14:ligatures w14:val="none"/>
+        </w:rPr>
+      </w:pPr>
+      <w:r>
+        <w:rPr>
+          <w:rFonts w:ascii="Times New Roman" w:eastAsia="Times New Roman" w:hAnsi="Times New Roman" w:cs="Times New Roman"/>
+          <w:kern w:val="0"/>
+          <w14:ligatures w14:val="none"/>
+        </w:rPr>
+        <w:br/>
+      </w:r>
+      <w:r>
+        <w:rPr>
+          <w:rFonts w:ascii="Times New Roman" w:eastAsia="Times New Roman" w:hAnsi="Times New Roman" w:cs="Times New Roman"/>
+          <w:kern w:val="0"/>
+          <w14:ligatures w14:val="none"/>
+        </w:rPr>
+        <w:br/>
+      </w:r>
+    </w:p>
+    <w:p>
+      <w:pPr>
+        <w:spacing w:after="0"/>
+        <w:rPr>
+          <w:rFonts w:ascii="Times New Roman" w:eastAsia="Times New Roman" w:hAnsi="Times New Roman" w:cs="Times New Roman"/>
+          <w:kern w:val="0"/>
+          <w14:ligatures w14:val="none"/>
+        </w:rPr>
+      </w:pPr>
+    </w:p>
+    <w:p>
+      <w:pPr>
+        <w:spacing w:after="0"/>
+        <w:rPr>
+          <w:rFonts w:ascii="Times New Roman" w:eastAsia="Times New Roman" w:hAnsi="Times New Roman" w:cs="Times New Roman"/>
+          <w:kern w:val="0"/>
+          <w14:ligatures w14:val="none"/>
+        </w:rPr>
+      </w:pPr>
+    </w:p>
+    <w:p>
+      <w:pPr>
+        <w:spacing w:after="0"/>
+        <w:rPr>
+          <w:b/>
+          <w:bCs/>
+        </w:rPr>
+      </w:pPr>
+      <w:r>
+        <w:rPr>
+          <w:rFonts w:ascii="Times New Roman" w:eastAsia="Times New Roman" w:hAnsi="Times New Roman" w:cs="Times New Roman"/>
+          <w:kern w:val="0"/>
+          <w14:ligatures w14:val="none"/>
+        </w:rPr>
+        <w:lastRenderedPageBreak/>
+        <w:br/>
+      </w:r>
+      <w:proofErr w:type="gramStart"/>
+      <w:r>
+        <w:rPr>
+          <w:b/>
+          <w:bCs/>
+        </w:rPr>
+        <w:t>Description :</w:t>
       </w:r>
       <w:proofErr w:type="gramEnd"/>
     </w:p>
     <w:p>
       <w:pPr>
-        <w:jc w:val="center"/>
+        <w:spacing w:after="0"/>
         <w:rPr>
           <w:b/>
           <w:bCs/>
-          <w:sz w:val="40"/>
-          <w:szCs w:val="40"/>
+        </w:rPr>
+      </w:pPr>
+    </w:p>
+    <w:p>
+      <w:pPr>
+        <w:spacing w:after="0" w:line="240" w:lineRule="auto"/>
+        <w:ind w:left="720"/>
+        <w:rPr>
+          <w:rFonts w:ascii="Times New Roman" w:eastAsia="Times New Roman" w:hAnsi="Times New Roman" w:cs="Times New Roman"/>
+          <w:kern w:val="0"/>
+          <w14:ligatures w14:val="none"/>
         </w:rPr>
       </w:pPr>
       <w:r>
         <w:rPr>
-          <w:b/>
-          <w:bCs/>
-          <w:sz w:val="40"/>
-          <w:szCs w:val="40"/>
-        </w:rPr>
-        <w:t>Anuj Bansal</w:t>
+          <w:rFonts w:ascii="Times New Roman" w:eastAsia="Times New Roman" w:hAnsi="Times New Roman" w:cs="Times New Roman"/>
+          <w:kern w:val="0"/>
+          <w14:ligatures w14:val="none"/>
+        </w:rPr>
+        <w:t>We have deployed the Flask backend and Express frontend on a single Amazon EC2 instance using Terraform. The required infrastructure was configured in AWS and both applications were installed and started on separate ports. We tested the applications and confirmed that the frontend is accessible through the public IP of the EC2 instance and can communicate with the backend successfully.</w:t>
       </w:r>
     </w:p>
     <w:p>
       <w:pPr>
         <w:spacing w:after="0" w:line="240" w:lineRule="auto"/>
-        <w:rPr>
-          <w:rFonts w:ascii="Times New Roman" w:eastAsia="Times New Roman" w:hAnsi="Times New Roman" w:cs="Times New Roman"/>
-          <w:kern w:val="0"/>
-          <w14:ligatures w14:val="none"/>
-        </w:rPr>
-      </w:pPr>
-      <w:proofErr w:type="spellStart"/>
-      <w:r>
-        <w:rPr>
+        <w:ind w:left="720"/>
+        <w:rPr>
+          <w:rFonts w:ascii="Times New Roman" w:eastAsia="Times New Roman" w:hAnsi="Times New Roman" w:cs="Times New Roman"/>
+          <w:kern w:val="0"/>
+          <w14:ligatures w14:val="none"/>
+        </w:rPr>
+      </w:pPr>
+    </w:p>
+    <w:p>
+      <w:pPr>
+        <w:spacing w:after="0" w:line="240" w:lineRule="auto"/>
+        <w:rPr>
+          <w:rFonts w:ascii="Times New Roman" w:eastAsia="Times New Roman" w:hAnsi="Times New Roman" w:cs="Times New Roman"/>
           <w:b/>
           <w:bCs/>
-        </w:rPr>
-        <w:t>Github</w:t>
-      </w:r>
-      <w:proofErr w:type="spellEnd"/>
+          <w:kern w:val="0"/>
+          <w14:ligatures w14:val="none"/>
+        </w:rPr>
+      </w:pPr>
       <w:r>
         <w:rPr>
+          <w:rFonts w:ascii="Times New Roman" w:eastAsia="Times New Roman" w:hAnsi="Times New Roman" w:cs="Times New Roman"/>
           <w:b/>
           <w:bCs/>
-        </w:rPr>
-        <w:t xml:space="preserve"> -</w:t>
+          <w:kern w:val="0"/>
+          <w14:ligatures w14:val="none"/>
+        </w:rPr>
+        <w:t xml:space="preserve">Key </w:t>
       </w:r>
       <w:proofErr w:type="gramStart"/>
       <w:r>
         <w:rPr>
+          <w:rFonts w:ascii="Times New Roman" w:eastAsia="Times New Roman" w:hAnsi="Times New Roman" w:cs="Times New Roman"/>
           <w:b/>
           <w:bCs/>
-        </w:rPr>
-        <w:t xml:space="preserve">&gt; </w:t>
-      </w:r>
-      <w:r>
-        <w:rPr>
-          <w:b/>
-          <w:bCs/>
-        </w:rPr>
-        <w:t xml:space="preserve"> </w:t>
-      </w:r>
-      <w:r>
-        <w:rPr>
-          <w:b/>
-          <w:bCs/>
-        </w:rPr>
-        <w:t>https://github.com/anujbansaldev/Kubernetes_AnujBansal.git</w:t>
+          <w:kern w:val="0"/>
+          <w14:ligatures w14:val="none"/>
+        </w:rPr>
+        <w:t>Points :</w:t>
       </w:r>
       <w:proofErr w:type="gramEnd"/>
     </w:p>
@@ -215,6 +680,11 @@
     </w:p>
     <w:p>
       <w:pPr>
+        <w:pStyle w:val="ListParagraph"/>
+        <w:numPr>
+          <w:ilvl w:val="0"/>
+          <w:numId w:val="50"/>
+        </w:numPr>
         <w:spacing w:after="0" w:line="240" w:lineRule="auto"/>
         <w:rPr>
           <w:rFonts w:ascii="Times New Roman" w:eastAsia="Times New Roman" w:hAnsi="Times New Roman" w:cs="Times New Roman"/>
@@ -225,20 +695,10 @@
       <w:r>
         <w:rPr>
           <w:rFonts w:ascii="Times New Roman" w:eastAsia="Times New Roman" w:hAnsi="Times New Roman" w:cs="Times New Roman"/>
-          <w:b/>
-          <w:bCs/>
-          <w:kern w:val="0"/>
-          <w14:ligatures w14:val="none"/>
-        </w:rPr>
-        <w:t xml:space="preserve">Objective: </w:t>
-      </w:r>
-      <w:r>
-        <w:rPr>
-          <w:rFonts w:ascii="Times New Roman" w:eastAsia="Times New Roman" w:hAnsi="Times New Roman" w:cs="Times New Roman"/>
-          <w:kern w:val="0"/>
-          <w14:ligatures w14:val="none"/>
-        </w:rPr>
-        <w:t xml:space="preserve">Deploy a full-stack application in a local Kubernetes cluster using </w:t>
+          <w:kern w:val="0"/>
+          <w14:ligatures w14:val="none"/>
+        </w:rPr>
+        <w:t xml:space="preserve">We used Terraform to provision the EC2 instance and maintained the required configuration files including main </w:t>
       </w:r>
       <w:proofErr w:type="spellStart"/>
       <w:r>
@@ -247,7 +707,7 @@
           <w:kern w:val="0"/>
           <w14:ligatures w14:val="none"/>
         </w:rPr>
-        <w:t>Minikube</w:t>
+        <w:t>tf</w:t>
       </w:r>
       <w:proofErr w:type="spellEnd"/>
       <w:r>
@@ -256,7 +716,43 @@
           <w:kern w:val="0"/>
           <w14:ligatures w14:val="none"/>
         </w:rPr>
-        <w:t>.</w:t>
+        <w:t xml:space="preserve"> variables </w:t>
+      </w:r>
+      <w:proofErr w:type="spellStart"/>
+      <w:r>
+        <w:rPr>
+          <w:rFonts w:ascii="Times New Roman" w:eastAsia="Times New Roman" w:hAnsi="Times New Roman" w:cs="Times New Roman"/>
+          <w:kern w:val="0"/>
+          <w14:ligatures w14:val="none"/>
+        </w:rPr>
+        <w:t>tf</w:t>
+      </w:r>
+      <w:proofErr w:type="spellEnd"/>
+      <w:r>
+        <w:rPr>
+          <w:rFonts w:ascii="Times New Roman" w:eastAsia="Times New Roman" w:hAnsi="Times New Roman" w:cs="Times New Roman"/>
+          <w:kern w:val="0"/>
+          <w14:ligatures w14:val="none"/>
+        </w:rPr>
+        <w:t xml:space="preserve"> outputs </w:t>
+      </w:r>
+      <w:proofErr w:type="spellStart"/>
+      <w:r>
+        <w:rPr>
+          <w:rFonts w:ascii="Times New Roman" w:eastAsia="Times New Roman" w:hAnsi="Times New Roman" w:cs="Times New Roman"/>
+          <w:kern w:val="0"/>
+          <w14:ligatures w14:val="none"/>
+        </w:rPr>
+        <w:t>tf</w:t>
+      </w:r>
+      <w:proofErr w:type="spellEnd"/>
+      <w:r>
+        <w:rPr>
+          <w:rFonts w:ascii="Times New Roman" w:eastAsia="Times New Roman" w:hAnsi="Times New Roman" w:cs="Times New Roman"/>
+          <w:kern w:val="0"/>
+          <w14:ligatures w14:val="none"/>
+        </w:rPr>
+        <w:t xml:space="preserve"> and other supporting files</w:t>
       </w:r>
     </w:p>
     <w:p>
@@ -271,11 +767,14 @@
     </w:p>
     <w:p>
       <w:pPr>
+        <w:pStyle w:val="ListParagraph"/>
+        <w:numPr>
+          <w:ilvl w:val="0"/>
+          <w:numId w:val="50"/>
+        </w:numPr>
         <w:spacing w:after="0" w:line="240" w:lineRule="auto"/>
         <w:rPr>
           <w:rFonts w:ascii="Times New Roman" w:eastAsia="Times New Roman" w:hAnsi="Times New Roman" w:cs="Times New Roman"/>
-          <w:b/>
-          <w:bCs/>
           <w:kern w:val="0"/>
           <w14:ligatures w14:val="none"/>
         </w:rPr>
@@ -283,12 +782,28 @@
       <w:r>
         <w:rPr>
           <w:rFonts w:ascii="Times New Roman" w:eastAsia="Times New Roman" w:hAnsi="Times New Roman" w:cs="Times New Roman"/>
-          <w:b/>
-          <w:bCs/>
-          <w:kern w:val="0"/>
-          <w14:ligatures w14:val="none"/>
-        </w:rPr>
-        <w:t>Task</w:t>
+          <w:kern w:val="0"/>
+          <w14:ligatures w14:val="none"/>
+        </w:rPr>
+        <w:t xml:space="preserve">We configured the instance with Python and Node </w:t>
+      </w:r>
+      <w:proofErr w:type="spellStart"/>
+      <w:r>
+        <w:rPr>
+          <w:rFonts w:ascii="Times New Roman" w:eastAsia="Times New Roman" w:hAnsi="Times New Roman" w:cs="Times New Roman"/>
+          <w:kern w:val="0"/>
+          <w14:ligatures w14:val="none"/>
+        </w:rPr>
+        <w:t>js</w:t>
+      </w:r>
+      <w:proofErr w:type="spellEnd"/>
+      <w:r>
+        <w:rPr>
+          <w:rFonts w:ascii="Times New Roman" w:eastAsia="Times New Roman" w:hAnsi="Times New Roman" w:cs="Times New Roman"/>
+          <w:kern w:val="0"/>
+          <w14:ligatures w14:val="none"/>
+        </w:rPr>
+        <w:t xml:space="preserve"> and installed the required dependencies for Flask and Express</w:t>
       </w:r>
     </w:p>
     <w:p>
@@ -303,9 +818,10 @@
     </w:p>
     <w:p>
       <w:pPr>
+        <w:pStyle w:val="ListParagraph"/>
         <w:numPr>
           <w:ilvl w:val="0"/>
-          <w:numId w:val="40"/>
+          <w:numId w:val="50"/>
         </w:numPr>
         <w:spacing w:after="0" w:line="240" w:lineRule="auto"/>
         <w:rPr>
@@ -320,7 +836,40 @@
           <w:kern w:val="0"/>
           <w14:ligatures w14:val="none"/>
         </w:rPr>
-        <w:t xml:space="preserve">Deploy your previous assignment's Flask frontend and Express backend in a Kubernetes cluster locally using </w:t>
+        <w:t>We configured the Flask backend to run on port 5000 and the Express frontend to run on port 3000</w:t>
+      </w:r>
+    </w:p>
+    <w:p>
+      <w:pPr>
+        <w:spacing w:after="0" w:line="240" w:lineRule="auto"/>
+        <w:rPr>
+          <w:rFonts w:ascii="Times New Roman" w:eastAsia="Times New Roman" w:hAnsi="Times New Roman" w:cs="Times New Roman"/>
+          <w:kern w:val="0"/>
+          <w14:ligatures w14:val="none"/>
+        </w:rPr>
+      </w:pPr>
+    </w:p>
+    <w:p>
+      <w:pPr>
+        <w:pStyle w:val="ListParagraph"/>
+        <w:numPr>
+          <w:ilvl w:val="0"/>
+          <w:numId w:val="50"/>
+        </w:numPr>
+        <w:spacing w:after="0" w:line="240" w:lineRule="auto"/>
+        <w:rPr>
+          <w:rFonts w:ascii="Times New Roman" w:eastAsia="Times New Roman" w:hAnsi="Times New Roman" w:cs="Times New Roman"/>
+          <w:kern w:val="0"/>
+          <w14:ligatures w14:val="none"/>
+        </w:rPr>
+      </w:pPr>
+      <w:r>
+        <w:rPr>
+          <w:rFonts w:ascii="Times New Roman" w:eastAsia="Times New Roman" w:hAnsi="Times New Roman" w:cs="Times New Roman"/>
+          <w:kern w:val="0"/>
+          <w14:ligatures w14:val="none"/>
+        </w:rPr>
+        <w:t xml:space="preserve">We created </w:t>
       </w:r>
       <w:proofErr w:type="spellStart"/>
       <w:r>
@@ -329,7 +878,7 @@
           <w:kern w:val="0"/>
           <w14:ligatures w14:val="none"/>
         </w:rPr>
-        <w:t>minikube</w:t>
+        <w:t>systemd</w:t>
       </w:r>
       <w:proofErr w:type="spellEnd"/>
       <w:r>
@@ -338,7 +887,7 @@
           <w:kern w:val="0"/>
           <w14:ligatures w14:val="none"/>
         </w:rPr>
-        <w:t>.</w:t>
+        <w:t xml:space="preserve"> services for both applications so they can run in the background and start automatically</w:t>
       </w:r>
     </w:p>
     <w:p>
@@ -353,8 +902,12 @@
     </w:p>
     <w:p>
       <w:pPr>
+        <w:pStyle w:val="ListParagraph"/>
+        <w:numPr>
+          <w:ilvl w:val="0"/>
+          <w:numId w:val="50"/>
+        </w:numPr>
         <w:spacing w:after="0" w:line="240" w:lineRule="auto"/>
-        <w:ind w:left="1080"/>
         <w:rPr>
           <w:rFonts w:ascii="Times New Roman" w:eastAsia="Times New Roman" w:hAnsi="Times New Roman" w:cs="Times New Roman"/>
           <w:kern w:val="0"/>
@@ -367,49 +920,12 @@
           <w:kern w:val="0"/>
           <w14:ligatures w14:val="none"/>
         </w:rPr>
-        <w:t xml:space="preserve">We deployed our Flask backend and Express frontend on a local Kubernetes cluster using </w:t>
-      </w:r>
-      <w:proofErr w:type="spellStart"/>
-      <w:r>
-        <w:rPr>
-          <w:rFonts w:ascii="Times New Roman" w:eastAsia="Times New Roman" w:hAnsi="Times New Roman" w:cs="Times New Roman"/>
-          <w:kern w:val="0"/>
-          <w14:ligatures w14:val="none"/>
-        </w:rPr>
-        <w:t>minikube</w:t>
-      </w:r>
-      <w:proofErr w:type="spellEnd"/>
-      <w:r>
-        <w:rPr>
-          <w:rFonts w:ascii="Times New Roman" w:eastAsia="Times New Roman" w:hAnsi="Times New Roman" w:cs="Times New Roman"/>
-          <w:kern w:val="0"/>
-          <w14:ligatures w14:val="none"/>
-        </w:rPr>
-        <w:t xml:space="preserve">. Before deploying them on </w:t>
-      </w:r>
-      <w:proofErr w:type="spellStart"/>
-      <w:r>
-        <w:rPr>
-          <w:rFonts w:ascii="Times New Roman" w:eastAsia="Times New Roman" w:hAnsi="Times New Roman" w:cs="Times New Roman"/>
-          <w:kern w:val="0"/>
-          <w14:ligatures w14:val="none"/>
-        </w:rPr>
-        <w:t>kubernetes</w:t>
-      </w:r>
-      <w:proofErr w:type="spellEnd"/>
-      <w:r>
-        <w:rPr>
-          <w:rFonts w:ascii="Times New Roman" w:eastAsia="Times New Roman" w:hAnsi="Times New Roman" w:cs="Times New Roman"/>
-          <w:kern w:val="0"/>
-          <w14:ligatures w14:val="none"/>
-        </w:rPr>
-        <w:t xml:space="preserve"> we tested both applications locally using docker and docker compose</w:t>
+        <w:t>We tested the Flask health endpoint and confirmed that the backend returned a successful response</w:t>
       </w:r>
     </w:p>
     <w:p>
       <w:pPr>
         <w:spacing w:after="0" w:line="240" w:lineRule="auto"/>
-        <w:ind w:left="1080"/>
         <w:rPr>
           <w:rFonts w:ascii="Times New Roman" w:eastAsia="Times New Roman" w:hAnsi="Times New Roman" w:cs="Times New Roman"/>
           <w:kern w:val="0"/>
@@ -422,7 +938,7 @@
         <w:pStyle w:val="ListParagraph"/>
         <w:numPr>
           <w:ilvl w:val="0"/>
-          <w:numId w:val="42"/>
+          <w:numId w:val="50"/>
         </w:numPr>
         <w:spacing w:after="0" w:line="240" w:lineRule="auto"/>
         <w:rPr>
@@ -437,7 +953,7 @@
           <w:kern w:val="0"/>
           <w14:ligatures w14:val="none"/>
         </w:rPr>
-        <w:t>We tested the Flask backend and Express frontend locally and checked the health check endpoint and form submission</w:t>
+        <w:t>We opened the Express frontend using the public IP of the EC2 instance and verified that the contact form was loading properly</w:t>
       </w:r>
     </w:p>
     <w:p>
@@ -455,7 +971,7 @@
         <w:pStyle w:val="ListParagraph"/>
         <w:numPr>
           <w:ilvl w:val="0"/>
-          <w:numId w:val="42"/>
+          <w:numId w:val="50"/>
         </w:numPr>
         <w:spacing w:after="0" w:line="240" w:lineRule="auto"/>
         <w:rPr>
@@ -470,25 +986,7 @@
           <w:kern w:val="0"/>
           <w14:ligatures w14:val="none"/>
         </w:rPr>
-        <w:t xml:space="preserve">We created separate </w:t>
-      </w:r>
-      <w:proofErr w:type="spellStart"/>
-      <w:r>
-        <w:rPr>
-          <w:rFonts w:ascii="Times New Roman" w:eastAsia="Times New Roman" w:hAnsi="Times New Roman" w:cs="Times New Roman"/>
-          <w:kern w:val="0"/>
-          <w14:ligatures w14:val="none"/>
-        </w:rPr>
-        <w:t>Dockerfiles</w:t>
-      </w:r>
-      <w:proofErr w:type="spellEnd"/>
-      <w:r>
-        <w:rPr>
-          <w:rFonts w:ascii="Times New Roman" w:eastAsia="Times New Roman" w:hAnsi="Times New Roman" w:cs="Times New Roman"/>
-          <w:kern w:val="0"/>
-          <w14:ligatures w14:val="none"/>
-        </w:rPr>
-        <w:t xml:space="preserve"> for both applications and build the images anuj-k8s-backend:1.0 and anuj-k8s-frontend:1.0</w:t>
+        <w:t>We submitted a test message through the frontend and confirmed that the submission was processed successfully</w:t>
       </w:r>
     </w:p>
     <w:p>
@@ -506,7 +1004,7 @@
         <w:pStyle w:val="ListParagraph"/>
         <w:numPr>
           <w:ilvl w:val="0"/>
-          <w:numId w:val="42"/>
+          <w:numId w:val="50"/>
         </w:numPr>
         <w:spacing w:after="0" w:line="240" w:lineRule="auto"/>
         <w:rPr>
@@ -521,7 +1019,7 @@
           <w:kern w:val="0"/>
           <w14:ligatures w14:val="none"/>
         </w:rPr>
-        <w:t>We ran both applications in docker containers and checked their connectivity. We also used docker compose to manage both services and verified that both containers were healthy</w:t>
+        <w:t>We tested the Express health endpoint and verified that the frontend was communicating with the Flask backend correctly</w:t>
       </w:r>
     </w:p>
     <w:p>
@@ -539,7 +1037,7 @@
         <w:pStyle w:val="ListParagraph"/>
         <w:numPr>
           <w:ilvl w:val="0"/>
-          <w:numId w:val="42"/>
+          <w:numId w:val="50"/>
         </w:numPr>
         <w:spacing w:after="0" w:line="240" w:lineRule="auto"/>
         <w:rPr>
@@ -554,48 +1052,12 @@
           <w:kern w:val="0"/>
           <w14:ligatures w14:val="none"/>
         </w:rPr>
-        <w:t xml:space="preserve">We started the local </w:t>
-      </w:r>
-      <w:proofErr w:type="spellStart"/>
-      <w:r>
-        <w:rPr>
-          <w:rFonts w:ascii="Times New Roman" w:eastAsia="Times New Roman" w:hAnsi="Times New Roman" w:cs="Times New Roman"/>
-          <w:kern w:val="0"/>
-          <w14:ligatures w14:val="none"/>
-        </w:rPr>
-        <w:t>kubernetes</w:t>
-      </w:r>
-      <w:proofErr w:type="spellEnd"/>
-      <w:r>
-        <w:rPr>
-          <w:rFonts w:ascii="Times New Roman" w:eastAsia="Times New Roman" w:hAnsi="Times New Roman" w:cs="Times New Roman"/>
-          <w:kern w:val="0"/>
-          <w14:ligatures w14:val="none"/>
-        </w:rPr>
-        <w:t xml:space="preserve"> cluster using </w:t>
-      </w:r>
-      <w:proofErr w:type="spellStart"/>
-      <w:r>
-        <w:rPr>
-          <w:rFonts w:ascii="Times New Roman" w:eastAsia="Times New Roman" w:hAnsi="Times New Roman" w:cs="Times New Roman"/>
-          <w:kern w:val="0"/>
-          <w14:ligatures w14:val="none"/>
-        </w:rPr>
-        <w:t>minikube</w:t>
-      </w:r>
-      <w:proofErr w:type="spellEnd"/>
-      <w:r>
-        <w:rPr>
-          <w:rFonts w:ascii="Times New Roman" w:eastAsia="Times New Roman" w:hAnsi="Times New Roman" w:cs="Times New Roman"/>
-          <w:kern w:val="0"/>
-          <w14:ligatures w14:val="none"/>
-        </w:rPr>
-        <w:t xml:space="preserve"> with docker driver and checked that the node status was Ready</w:t>
+        <w:t>We maintained the deployment screenshots and configuration files for documentation and submission</w:t>
       </w:r>
     </w:p>
     <w:p>
       <w:pPr>
-        <w:spacing w:after="0" w:line="240" w:lineRule="auto"/>
+        <w:pStyle w:val="ListParagraph"/>
         <w:rPr>
           <w:rFonts w:ascii="Times New Roman" w:eastAsia="Times New Roman" w:hAnsi="Times New Roman" w:cs="Times New Roman"/>
           <w:kern w:val="0"/>
@@ -605,11 +1067,6 @@
     </w:p>
     <w:p>
       <w:pPr>
-        <w:pStyle w:val="ListParagraph"/>
-        <w:numPr>
-          <w:ilvl w:val="0"/>
-          <w:numId w:val="42"/>
-        </w:numPr>
         <w:spacing w:after="0" w:line="240" w:lineRule="auto"/>
         <w:rPr>
           <w:rFonts w:ascii="Times New Roman" w:eastAsia="Times New Roman" w:hAnsi="Times New Roman" w:cs="Times New Roman"/>
@@ -623,388 +1080,7 @@
           <w:kern w:val="0"/>
           <w14:ligatures w14:val="none"/>
         </w:rPr>
-        <w:t xml:space="preserve">We loaded both docker images into </w:t>
-      </w:r>
-      <w:proofErr w:type="spellStart"/>
-      <w:r>
-        <w:rPr>
-          <w:rFonts w:ascii="Times New Roman" w:eastAsia="Times New Roman" w:hAnsi="Times New Roman" w:cs="Times New Roman"/>
-          <w:kern w:val="0"/>
-          <w14:ligatures w14:val="none"/>
-        </w:rPr>
-        <w:t>minikube</w:t>
-      </w:r>
-      <w:proofErr w:type="spellEnd"/>
-      <w:r>
-        <w:rPr>
-          <w:rFonts w:ascii="Times New Roman" w:eastAsia="Times New Roman" w:hAnsi="Times New Roman" w:cs="Times New Roman"/>
-          <w:kern w:val="0"/>
-          <w14:ligatures w14:val="none"/>
-        </w:rPr>
-        <w:t xml:space="preserve"> so </w:t>
-      </w:r>
-      <w:proofErr w:type="spellStart"/>
-      <w:r>
-        <w:rPr>
-          <w:rFonts w:ascii="Times New Roman" w:eastAsia="Times New Roman" w:hAnsi="Times New Roman" w:cs="Times New Roman"/>
-          <w:kern w:val="0"/>
-          <w14:ligatures w14:val="none"/>
-        </w:rPr>
-        <w:t>kubernetes</w:t>
-      </w:r>
-      <w:proofErr w:type="spellEnd"/>
-      <w:r>
-        <w:rPr>
-          <w:rFonts w:ascii="Times New Roman" w:eastAsia="Times New Roman" w:hAnsi="Times New Roman" w:cs="Times New Roman"/>
-          <w:kern w:val="0"/>
-          <w14:ligatures w14:val="none"/>
-        </w:rPr>
-        <w:t xml:space="preserve"> could use them to run the application containers</w:t>
-      </w:r>
-    </w:p>
-    <w:p>
-      <w:pPr>
-        <w:spacing w:after="0" w:line="240" w:lineRule="auto"/>
-        <w:rPr>
-          <w:rFonts w:ascii="Times New Roman" w:eastAsia="Times New Roman" w:hAnsi="Times New Roman" w:cs="Times New Roman"/>
-          <w:kern w:val="0"/>
-          <w14:ligatures w14:val="none"/>
-        </w:rPr>
-      </w:pPr>
-    </w:p>
-    <w:p>
-      <w:pPr>
-        <w:pStyle w:val="ListParagraph"/>
-        <w:numPr>
-          <w:ilvl w:val="0"/>
-          <w:numId w:val="42"/>
-        </w:numPr>
-        <w:spacing w:after="0" w:line="240" w:lineRule="auto"/>
-        <w:rPr>
-          <w:rFonts w:ascii="Times New Roman" w:eastAsia="Times New Roman" w:hAnsi="Times New Roman" w:cs="Times New Roman"/>
-          <w:kern w:val="0"/>
-          <w14:ligatures w14:val="none"/>
-        </w:rPr>
-      </w:pPr>
-      <w:r>
-        <w:rPr>
-          <w:rFonts w:ascii="Times New Roman" w:eastAsia="Times New Roman" w:hAnsi="Times New Roman" w:cs="Times New Roman"/>
-          <w:kern w:val="0"/>
-          <w14:ligatures w14:val="none"/>
-        </w:rPr>
-        <w:t xml:space="preserve">We created deployment and service </w:t>
-      </w:r>
-      <w:proofErr w:type="spellStart"/>
-      <w:r>
-        <w:rPr>
-          <w:rFonts w:ascii="Times New Roman" w:eastAsia="Times New Roman" w:hAnsi="Times New Roman" w:cs="Times New Roman"/>
-          <w:kern w:val="0"/>
-          <w14:ligatures w14:val="none"/>
-        </w:rPr>
-        <w:t>yaml</w:t>
-      </w:r>
-      <w:proofErr w:type="spellEnd"/>
-      <w:r>
-        <w:rPr>
-          <w:rFonts w:ascii="Times New Roman" w:eastAsia="Times New Roman" w:hAnsi="Times New Roman" w:cs="Times New Roman"/>
-          <w:kern w:val="0"/>
-          <w14:ligatures w14:val="none"/>
-        </w:rPr>
-        <w:t xml:space="preserve"> files for the backend and frontend. The backend runs on port 5000 using </w:t>
-      </w:r>
-      <w:proofErr w:type="spellStart"/>
-      <w:r>
-        <w:rPr>
-          <w:rFonts w:ascii="Times New Roman" w:eastAsia="Times New Roman" w:hAnsi="Times New Roman" w:cs="Times New Roman"/>
-          <w:kern w:val="0"/>
-          <w14:ligatures w14:val="none"/>
-        </w:rPr>
-        <w:t>ClusterIP</w:t>
-      </w:r>
-      <w:proofErr w:type="spellEnd"/>
-      <w:r>
-        <w:rPr>
-          <w:rFonts w:ascii="Times New Roman" w:eastAsia="Times New Roman" w:hAnsi="Times New Roman" w:cs="Times New Roman"/>
-          <w:kern w:val="0"/>
-          <w14:ligatures w14:val="none"/>
-        </w:rPr>
-        <w:t xml:space="preserve"> and the frontend runs on port 3000 using </w:t>
-      </w:r>
-      <w:proofErr w:type="spellStart"/>
-      <w:r>
-        <w:rPr>
-          <w:rFonts w:ascii="Times New Roman" w:eastAsia="Times New Roman" w:hAnsi="Times New Roman" w:cs="Times New Roman"/>
-          <w:kern w:val="0"/>
-          <w14:ligatures w14:val="none"/>
-        </w:rPr>
-        <w:t>NodePort</w:t>
-      </w:r>
-      <w:proofErr w:type="spellEnd"/>
-    </w:p>
-    <w:p>
-      <w:pPr>
-        <w:spacing w:after="0" w:line="240" w:lineRule="auto"/>
-        <w:rPr>
-          <w:rFonts w:ascii="Times New Roman" w:eastAsia="Times New Roman" w:hAnsi="Times New Roman" w:cs="Times New Roman"/>
-          <w:kern w:val="0"/>
-          <w14:ligatures w14:val="none"/>
-        </w:rPr>
-      </w:pPr>
-    </w:p>
-    <w:p>
-      <w:pPr>
-        <w:pStyle w:val="ListParagraph"/>
-        <w:numPr>
-          <w:ilvl w:val="0"/>
-          <w:numId w:val="42"/>
-        </w:numPr>
-        <w:spacing w:after="0" w:line="240" w:lineRule="auto"/>
-        <w:rPr>
-          <w:rFonts w:ascii="Times New Roman" w:eastAsia="Times New Roman" w:hAnsi="Times New Roman" w:cs="Times New Roman"/>
-          <w:kern w:val="0"/>
-          <w14:ligatures w14:val="none"/>
-        </w:rPr>
-      </w:pPr>
-      <w:r>
-        <w:rPr>
-          <w:rFonts w:ascii="Times New Roman" w:eastAsia="Times New Roman" w:hAnsi="Times New Roman" w:cs="Times New Roman"/>
-          <w:kern w:val="0"/>
-          <w14:ligatures w14:val="none"/>
-        </w:rPr>
-        <w:lastRenderedPageBreak/>
-        <w:t>After deployment we checked the pods and services and both applications were running properly with 1/1 replicas available</w:t>
-      </w:r>
-    </w:p>
-    <w:p>
-      <w:pPr>
-        <w:spacing w:after="0" w:line="240" w:lineRule="auto"/>
-        <w:rPr>
-          <w:rFonts w:ascii="Times New Roman" w:eastAsia="Times New Roman" w:hAnsi="Times New Roman" w:cs="Times New Roman"/>
-          <w:kern w:val="0"/>
-          <w14:ligatures w14:val="none"/>
-        </w:rPr>
-      </w:pPr>
-    </w:p>
-    <w:p>
-      <w:pPr>
-        <w:pStyle w:val="ListParagraph"/>
-        <w:numPr>
-          <w:ilvl w:val="0"/>
-          <w:numId w:val="42"/>
-        </w:numPr>
-        <w:spacing w:after="0" w:line="240" w:lineRule="auto"/>
-        <w:rPr>
-          <w:rFonts w:ascii="Times New Roman" w:eastAsia="Times New Roman" w:hAnsi="Times New Roman" w:cs="Times New Roman"/>
-          <w:kern w:val="0"/>
-          <w14:ligatures w14:val="none"/>
-        </w:rPr>
-      </w:pPr>
-      <w:r>
-        <w:rPr>
-          <w:rFonts w:ascii="Times New Roman" w:eastAsia="Times New Roman" w:hAnsi="Times New Roman" w:cs="Times New Roman"/>
-          <w:kern w:val="0"/>
-          <w14:ligatures w14:val="none"/>
-        </w:rPr>
-        <w:t xml:space="preserve">We opened the frontend using the </w:t>
-      </w:r>
-      <w:proofErr w:type="spellStart"/>
-      <w:r>
-        <w:rPr>
-          <w:rFonts w:ascii="Times New Roman" w:eastAsia="Times New Roman" w:hAnsi="Times New Roman" w:cs="Times New Roman"/>
-          <w:kern w:val="0"/>
-          <w14:ligatures w14:val="none"/>
-        </w:rPr>
-        <w:t>minikube</w:t>
-      </w:r>
-      <w:proofErr w:type="spellEnd"/>
-      <w:r>
-        <w:rPr>
-          <w:rFonts w:ascii="Times New Roman" w:eastAsia="Times New Roman" w:hAnsi="Times New Roman" w:cs="Times New Roman"/>
-          <w:kern w:val="0"/>
-          <w14:ligatures w14:val="none"/>
-        </w:rPr>
-        <w:t xml:space="preserve"> service URL and tested the form submission. We also checked that the Express frontend was communicating with the Flask backend through the backend service</w:t>
-      </w:r>
-    </w:p>
-    <w:p>
-      <w:pPr>
-        <w:spacing w:after="0" w:line="240" w:lineRule="auto"/>
-        <w:rPr>
-          <w:rFonts w:ascii="Times New Roman" w:eastAsia="Times New Roman" w:hAnsi="Times New Roman" w:cs="Times New Roman"/>
-          <w:kern w:val="0"/>
-          <w14:ligatures w14:val="none"/>
-        </w:rPr>
-      </w:pPr>
-    </w:p>
-    <w:p>
-      <w:pPr>
-        <w:pStyle w:val="ListParagraph"/>
-        <w:numPr>
-          <w:ilvl w:val="0"/>
-          <w:numId w:val="42"/>
-        </w:numPr>
-        <w:spacing w:after="0" w:line="240" w:lineRule="auto"/>
-        <w:rPr>
-          <w:rFonts w:ascii="Times New Roman" w:eastAsia="Times New Roman" w:hAnsi="Times New Roman" w:cs="Times New Roman"/>
-          <w:kern w:val="0"/>
-          <w14:ligatures w14:val="none"/>
-        </w:rPr>
-      </w:pPr>
-      <w:r>
-        <w:rPr>
-          <w:rFonts w:ascii="Times New Roman" w:eastAsia="Times New Roman" w:hAnsi="Times New Roman" w:cs="Times New Roman"/>
-          <w:kern w:val="0"/>
-          <w14:ligatures w14:val="none"/>
-        </w:rPr>
-        <w:t xml:space="preserve">We saved screenshots of local testing, docker image builds, running containers, docker compose, </w:t>
-      </w:r>
-      <w:proofErr w:type="spellStart"/>
-      <w:r>
-        <w:rPr>
-          <w:rFonts w:ascii="Times New Roman" w:eastAsia="Times New Roman" w:hAnsi="Times New Roman" w:cs="Times New Roman"/>
-          <w:kern w:val="0"/>
-          <w14:ligatures w14:val="none"/>
-        </w:rPr>
-        <w:t>minikube</w:t>
-      </w:r>
-      <w:proofErr w:type="spellEnd"/>
-      <w:r>
-        <w:rPr>
-          <w:rFonts w:ascii="Times New Roman" w:eastAsia="Times New Roman" w:hAnsi="Times New Roman" w:cs="Times New Roman"/>
-          <w:kern w:val="0"/>
-          <w14:ligatures w14:val="none"/>
-        </w:rPr>
-        <w:t xml:space="preserve"> setup and </w:t>
-      </w:r>
-      <w:proofErr w:type="spellStart"/>
-      <w:r>
-        <w:rPr>
-          <w:rFonts w:ascii="Times New Roman" w:eastAsia="Times New Roman" w:hAnsi="Times New Roman" w:cs="Times New Roman"/>
-          <w:kern w:val="0"/>
-          <w14:ligatures w14:val="none"/>
-        </w:rPr>
-        <w:t>kubernetes</w:t>
-      </w:r>
-      <w:proofErr w:type="spellEnd"/>
-      <w:r>
-        <w:rPr>
-          <w:rFonts w:ascii="Times New Roman" w:eastAsia="Times New Roman" w:hAnsi="Times New Roman" w:cs="Times New Roman"/>
-          <w:kern w:val="0"/>
-          <w14:ligatures w14:val="none"/>
-        </w:rPr>
-        <w:t xml:space="preserve"> deployment and testing in the Screenshots folder for reference</w:t>
-      </w:r>
-    </w:p>
-    <w:p>
-      <w:pPr>
-        <w:spacing w:after="0" w:line="240" w:lineRule="auto"/>
-        <w:ind w:left="1080"/>
-        <w:rPr>
-          <w:rFonts w:ascii="Times New Roman" w:eastAsia="Times New Roman" w:hAnsi="Times New Roman" w:cs="Times New Roman"/>
-          <w:kern w:val="0"/>
-          <w14:ligatures w14:val="none"/>
-        </w:rPr>
-      </w:pPr>
-    </w:p>
-    <w:p>
-      <w:pPr>
-        <w:spacing w:after="0" w:line="240" w:lineRule="auto"/>
-        <w:ind w:left="720"/>
-        <w:rPr>
-          <w:rFonts w:ascii="Times New Roman" w:eastAsia="Times New Roman" w:hAnsi="Times New Roman" w:cs="Times New Roman"/>
-          <w:kern w:val="0"/>
-          <w14:ligatures w14:val="none"/>
-        </w:rPr>
-      </w:pPr>
-    </w:p>
-    <w:p>
-      <w:pPr>
-        <w:spacing w:after="0" w:line="240" w:lineRule="auto"/>
-        <w:rPr>
-          <w:rFonts w:ascii="Times New Roman" w:eastAsia="Times New Roman" w:hAnsi="Times New Roman" w:cs="Times New Roman"/>
-          <w:kern w:val="0"/>
-          <w14:ligatures w14:val="none"/>
-        </w:rPr>
-      </w:pPr>
-    </w:p>
-    <w:p>
-      <w:pPr>
-        <w:spacing w:after="0" w:line="240" w:lineRule="auto"/>
-        <w:rPr>
-          <w:rFonts w:ascii="Times New Roman" w:eastAsia="Times New Roman" w:hAnsi="Times New Roman" w:cs="Times New Roman"/>
-          <w:kern w:val="0"/>
-          <w14:ligatures w14:val="none"/>
-        </w:rPr>
-      </w:pPr>
-      <w:r>
-        <w:rPr>
-          <w:rFonts w:ascii="Times New Roman" w:eastAsia="Times New Roman" w:hAnsi="Times New Roman" w:cs="Times New Roman"/>
-          <w:b/>
-          <w:bCs/>
-          <w:kern w:val="0"/>
-          <w14:ligatures w14:val="none"/>
-        </w:rPr>
-        <w:t xml:space="preserve">Tip: </w:t>
-      </w:r>
-      <w:r>
-        <w:rPr>
-          <w:rFonts w:ascii="Times New Roman" w:eastAsia="Times New Roman" w:hAnsi="Times New Roman" w:cs="Times New Roman"/>
-          <w:kern w:val="0"/>
-          <w14:ligatures w14:val="none"/>
-        </w:rPr>
-        <w:t>You will need to containerize both applications, write Kubernetes manifests (Deployment and Service YAML files) for each, apply them to the cluster, and verify the pods and services are running.</w:t>
-      </w:r>
-    </w:p>
-    <w:p>
-      <w:pPr>
-        <w:spacing w:after="0" w:line="240" w:lineRule="auto"/>
-        <w:rPr>
-          <w:rFonts w:ascii="Times New Roman" w:eastAsia="Times New Roman" w:hAnsi="Times New Roman" w:cs="Times New Roman"/>
-          <w:kern w:val="0"/>
-          <w14:ligatures w14:val="none"/>
-        </w:rPr>
-      </w:pPr>
-    </w:p>
-    <w:p>
-      <w:pPr>
-        <w:spacing w:after="0" w:line="240" w:lineRule="auto"/>
-        <w:rPr>
-          <w:rFonts w:ascii="Times New Roman" w:eastAsia="Times New Roman" w:hAnsi="Times New Roman" w:cs="Times New Roman"/>
-          <w:kern w:val="0"/>
-          <w14:ligatures w14:val="none"/>
-        </w:rPr>
-      </w:pPr>
-      <w:r>
-        <w:rPr>
-          <w:rFonts w:ascii="Times New Roman" w:eastAsia="Times New Roman" w:hAnsi="Times New Roman" w:cs="Times New Roman"/>
-          <w:b/>
-          <w:bCs/>
-          <w:kern w:val="0"/>
-          <w14:ligatures w14:val="none"/>
-        </w:rPr>
-        <w:t xml:space="preserve">If you have any doubt, you can directly contact the </w:t>
-      </w:r>
-      <w:proofErr w:type="spellStart"/>
-      <w:r>
-        <w:rPr>
-          <w:rFonts w:ascii="Times New Roman" w:eastAsia="Times New Roman" w:hAnsi="Times New Roman" w:cs="Times New Roman"/>
-          <w:b/>
-          <w:bCs/>
-          <w:kern w:val="0"/>
-          <w14:ligatures w14:val="none"/>
-        </w:rPr>
-        <w:t>Tutedude</w:t>
-      </w:r>
-      <w:proofErr w:type="spellEnd"/>
-      <w:r>
-        <w:rPr>
-          <w:rFonts w:ascii="Times New Roman" w:eastAsia="Times New Roman" w:hAnsi="Times New Roman" w:cs="Times New Roman"/>
-          <w:b/>
-          <w:bCs/>
-          <w:kern w:val="0"/>
-          <w14:ligatures w14:val="none"/>
-        </w:rPr>
-        <w:t xml:space="preserve"> mentor.</w:t>
+        <w:t>Both Flask backend and Express frontend are running successfully on a single EC2 instance. The frontend is accessible through the public IP on port 3000 and the backend runs on port 5000. The health checks and contact form test were successful and the application is working as expected.</w:t>
       </w:r>
     </w:p>
     <w:p>
@@ -1030,6 +1106,92 @@
 <file path=word/numbering.xml><?xml version="1.0" encoding="utf-8"?>
 <w:numbering xmlns:wpc="http://schemas.microsoft.com/office/word/2010/wordprocessingCanvas" xmlns:cx="http://schemas.microsoft.com/office/drawing/2014/chartex" xmlns:cx1="http://schemas.microsoft.com/office/drawing/2015/9/8/chartex" xmlns:cx2="http://schemas.microsoft.com/office/drawing/2015/10/21/chartex" xmlns:cx3="http://schemas.microsoft.com/office/drawing/2016/5/9/chartex" xmlns:cx4="http://schemas.microsoft.com/office/drawing/2016/5/10/chartex" xmlns:cx5="http://schemas.microsoft.com/office/drawing/2016/5/11/chartex" xmlns:cx6="http://schemas.microsoft.com/office/drawing/2016/5/12/chartex" xmlns:cx7="http://schemas.microsoft.com/office/drawing/2016/5/13/chartex" xmlns:cx8="http://schemas.microsoft.com/office/drawing/2016/5/14/chartex" xmlns:mc="http://schemas.openxmlformats.org/markup-compatibility/2006" xmlns:aink="http://schemas.microsoft.com/office/drawing/2016/ink" xmlns:am3d="http://schemas.microsoft.com/office/drawing/2017/model3d" xmlns:o="urn:schemas-microsoft-com:office:office" xmlns:oel="http://schemas.microsoft.com/office/2019/extlst" xmlns:r="http://schemas.openxmlformats.org/officeDocument/2006/relationships" xmlns:m="http://schemas.openxmlformats.org/officeDocument/2006/math" xmlns:v="urn:schemas-microsoft-com:vml" xmlns:wp14="http://schemas.microsoft.com/office/word/2010/wordprocessingDrawing" xmlns:wp="http://schemas.openxmlformats.org/drawingml/2006/wordprocessingDrawing" xmlns:w10="urn:schemas-microsoft-com:office:word" xmlns:w="http://schemas.openxmlformats.org/wordprocessingml/2006/main" xmlns:w14="http://schemas.microsoft.com/office/word/2010/wordml" xmlns:w15="http://schemas.microsoft.com/office/word/2012/wordml" xmlns:w16cex="http://schemas.microsoft.com/office/word/2018/wordml/cex" xmlns:w16cid="http://schemas.microsoft.com/office/word/2016/wordml/cid" xmlns:w16="http://schemas.microsoft.com/office/word/2018/wordml" xmlns:w16du="http://schemas.microsoft.com/office/word/2023/wordml/word16du" xmlns:w16sdtdh="http://schemas.microsoft.com/office/word/2020/wordml/sdtdatahash" xmlns:w16sdtfl="http://schemas.microsoft.com/office/word/2024/wordml/sdtformatlock" xmlns:w16se="http://schemas.microsoft.com/office/word/2015/wordml/symex" xmlns:wpg="http://schemas.microsoft.com/office/word/2010/wordprocessingGroup" xmlns:wpi="http://schemas.microsoft.com/office/word/2010/wordprocessingInk" xmlns:wne="http://schemas.microsoft.com/office/word/2006/wordml" xmlns:wps="http://schemas.microsoft.com/office/word/2010/wordprocessingShape" mc:Ignorable="w14 w15 w16se w16cid w16 w16cex w16sdtdh w16sdtfl w16du wp14">
   <w:abstractNum w:abstractNumId="0" w15:restartNumberingAfterBreak="0">
+    <w:nsid w:val="02122063"/>
+    <w:multiLevelType w:val="hybridMultilevel"/>
+    <w:tmpl w:val="6B50796C"/>
+    <w:lvl w:ilvl="0" w:tplc="0409000F">
+      <w:start w:val="1"/>
+      <w:numFmt w:val="decimal"/>
+      <w:lvlText w:val="%1."/>
+      <w:lvlJc w:val="left"/>
+      <w:pPr>
+        <w:ind w:left="720" w:hanging="360"/>
+      </w:pPr>
+    </w:lvl>
+    <w:lvl w:ilvl="1" w:tplc="04090019" w:tentative="1">
+      <w:start w:val="1"/>
+      <w:numFmt w:val="lowerLetter"/>
+      <w:lvlText w:val="%2."/>
+      <w:lvlJc w:val="left"/>
+      <w:pPr>
+        <w:ind w:left="1440" w:hanging="360"/>
+      </w:pPr>
+    </w:lvl>
+    <w:lvl w:ilvl="2" w:tplc="0409001B" w:tentative="1">
+      <w:start w:val="1"/>
+      <w:numFmt w:val="lowerRoman"/>
+      <w:lvlText w:val="%3."/>
+      <w:lvlJc w:val="right"/>
+      <w:pPr>
+        <w:ind w:left="2160" w:hanging="180"/>
+      </w:pPr>
+    </w:lvl>
+    <w:lvl w:ilvl="3" w:tplc="0409000F" w:tentative="1">
+      <w:start w:val="1"/>
+      <w:numFmt w:val="decimal"/>
+      <w:lvlText w:val="%4."/>
+      <w:lvlJc w:val="left"/>
+      <w:pPr>
+        <w:ind w:left="2880" w:hanging="360"/>
+      </w:pPr>
+    </w:lvl>
+    <w:lvl w:ilvl="4" w:tplc="04090019" w:tentative="1">
+      <w:start w:val="1"/>
+      <w:numFmt w:val="lowerLetter"/>
+      <w:lvlText w:val="%5."/>
+      <w:lvlJc w:val="left"/>
+      <w:pPr>
+        <w:ind w:left="3600" w:hanging="360"/>
+      </w:pPr>
+    </w:lvl>
+    <w:lvl w:ilvl="5" w:tplc="0409001B" w:tentative="1">
+      <w:start w:val="1"/>
+      <w:numFmt w:val="lowerRoman"/>
+      <w:lvlText w:val="%6."/>
+      <w:lvlJc w:val="right"/>
+      <w:pPr>
+        <w:ind w:left="4320" w:hanging="180"/>
+      </w:pPr>
+    </w:lvl>
+    <w:lvl w:ilvl="6" w:tplc="0409000F" w:tentative="1">
+      <w:start w:val="1"/>
+      <w:numFmt w:val="decimal"/>
+      <w:lvlText w:val="%7."/>
+      <w:lvlJc w:val="left"/>
+      <w:pPr>
+        <w:ind w:left="5040" w:hanging="360"/>
+      </w:pPr>
+    </w:lvl>
+    <w:lvl w:ilvl="7" w:tplc="04090019" w:tentative="1">
+      <w:start w:val="1"/>
+      <w:numFmt w:val="lowerLetter"/>
+      <w:lvlText w:val="%8."/>
+      <w:lvlJc w:val="left"/>
+      <w:pPr>
+        <w:ind w:left="5760" w:hanging="360"/>
+      </w:pPr>
+    </w:lvl>
+    <w:lvl w:ilvl="8" w:tplc="0409001B" w:tentative="1">
+      <w:start w:val="1"/>
+      <w:numFmt w:val="lowerRoman"/>
+      <w:lvlText w:val="%9."/>
+      <w:lvlJc w:val="right"/>
+      <w:pPr>
+        <w:ind w:left="6480" w:hanging="180"/>
+      </w:pPr>
+    </w:lvl>
+  </w:abstractNum>
+  <w:abstractNum w:abstractNumId="1" w15:restartNumberingAfterBreak="0">
     <w:nsid w:val="029F4057"/>
     <w:multiLevelType w:val="multilevel"/>
     <w:tmpl w:val="FBFC7970"/>
@@ -1142,7 +1304,7 @@
       </w:pPr>
     </w:lvl>
   </w:abstractNum>
-  <w:abstractNum w:abstractNumId="1" w15:restartNumberingAfterBreak="0">
+  <w:abstractNum w:abstractNumId="2" w15:restartNumberingAfterBreak="0">
     <w:nsid w:val="038F2F15"/>
     <w:multiLevelType w:val="multilevel"/>
     <w:tmpl w:val="D97E333C"/>
@@ -1255,7 +1417,7 @@
       </w:pPr>
     </w:lvl>
   </w:abstractNum>
-  <w:abstractNum w:abstractNumId="2" w15:restartNumberingAfterBreak="0">
+  <w:abstractNum w:abstractNumId="3" w15:restartNumberingAfterBreak="0">
     <w:nsid w:val="03FA2B8D"/>
     <w:multiLevelType w:val="multilevel"/>
     <w:tmpl w:val="46BC0ADE"/>
@@ -1368,7 +1530,7 @@
       </w:pPr>
     </w:lvl>
   </w:abstractNum>
-  <w:abstractNum w:abstractNumId="3" w15:restartNumberingAfterBreak="0">
+  <w:abstractNum w:abstractNumId="4" w15:restartNumberingAfterBreak="0">
     <w:nsid w:val="0CA267EF"/>
     <w:multiLevelType w:val="multilevel"/>
     <w:tmpl w:val="FE56E436"/>
@@ -1477,7 +1639,7 @@
       </w:pPr>
     </w:lvl>
   </w:abstractNum>
-  <w:abstractNum w:abstractNumId="4" w15:restartNumberingAfterBreak="0">
+  <w:abstractNum w:abstractNumId="5" w15:restartNumberingAfterBreak="0">
     <w:nsid w:val="1094248F"/>
     <w:multiLevelType w:val="multilevel"/>
     <w:tmpl w:val="7F069CBA"/>
@@ -1590,7 +1752,120 @@
       </w:pPr>
     </w:lvl>
   </w:abstractNum>
-  <w:abstractNum w:abstractNumId="5" w15:restartNumberingAfterBreak="0">
+  <w:abstractNum w:abstractNumId="6" w15:restartNumberingAfterBreak="0">
+    <w:nsid w:val="166F61CC"/>
+    <w:multiLevelType w:val="multilevel"/>
+    <w:tmpl w:val="48AE9FC0"/>
+    <w:lvl w:ilvl="0">
+      <w:start w:val="4"/>
+      <w:numFmt w:val="decimal"/>
+      <w:lvlText w:val="%1."/>
+      <w:lvlJc w:val="left"/>
+      <w:pPr>
+        <w:tabs>
+          <w:tab w:val="num" w:pos="720"/>
+        </w:tabs>
+        <w:ind w:left="720" w:hanging="360"/>
+      </w:pPr>
+    </w:lvl>
+    <w:lvl w:ilvl="1" w:tentative="1">
+      <w:start w:val="1"/>
+      <w:numFmt w:val="decimal"/>
+      <w:lvlText w:val="%2."/>
+      <w:lvlJc w:val="left"/>
+      <w:pPr>
+        <w:tabs>
+          <w:tab w:val="num" w:pos="1440"/>
+        </w:tabs>
+        <w:ind w:left="1440" w:hanging="360"/>
+      </w:pPr>
+    </w:lvl>
+    <w:lvl w:ilvl="2" w:tentative="1">
+      <w:start w:val="1"/>
+      <w:numFmt w:val="decimal"/>
+      <w:lvlText w:val="%3."/>
+      <w:lvlJc w:val="left"/>
+      <w:pPr>
+        <w:tabs>
+          <w:tab w:val="num" w:pos="2160"/>
+        </w:tabs>
+        <w:ind w:left="2160" w:hanging="360"/>
+      </w:pPr>
+    </w:lvl>
+    <w:lvl w:ilvl="3" w:tentative="1">
+      <w:start w:val="1"/>
+      <w:numFmt w:val="decimal"/>
+      <w:lvlText w:val="%4."/>
+      <w:lvlJc w:val="left"/>
+      <w:pPr>
+        <w:tabs>
+          <w:tab w:val="num" w:pos="2880"/>
+        </w:tabs>
+        <w:ind w:left="2880" w:hanging="360"/>
+      </w:pPr>
+    </w:lvl>
+    <w:lvl w:ilvl="4" w:tentative="1">
+      <w:start w:val="1"/>
+      <w:numFmt w:val="decimal"/>
+      <w:lvlText w:val="%5."/>
+      <w:lvlJc w:val="left"/>
+      <w:pPr>
+        <w:tabs>
+          <w:tab w:val="num" w:pos="3600"/>
+        </w:tabs>
+        <w:ind w:left="3600" w:hanging="360"/>
+      </w:pPr>
+    </w:lvl>
+    <w:lvl w:ilvl="5" w:tentative="1">
+      <w:start w:val="1"/>
+      <w:numFmt w:val="decimal"/>
+      <w:lvlText w:val="%6."/>
+      <w:lvlJc w:val="left"/>
+      <w:pPr>
+        <w:tabs>
+          <w:tab w:val="num" w:pos="4320"/>
+        </w:tabs>
+        <w:ind w:left="4320" w:hanging="360"/>
+      </w:pPr>
+    </w:lvl>
+    <w:lvl w:ilvl="6" w:tentative="1">
+      <w:start w:val="1"/>
+      <w:numFmt w:val="decimal"/>
+      <w:lvlText w:val="%7."/>
+      <w:lvlJc w:val="left"/>
+      <w:pPr>
+        <w:tabs>
+          <w:tab w:val="num" w:pos="5040"/>
+        </w:tabs>
+        <w:ind w:left="5040" w:hanging="360"/>
+      </w:pPr>
+    </w:lvl>
+    <w:lvl w:ilvl="7" w:tentative="1">
+      <w:start w:val="1"/>
+      <w:numFmt w:val="decimal"/>
+      <w:lvlText w:val="%8."/>
+      <w:lvlJc w:val="left"/>
+      <w:pPr>
+        <w:tabs>
+          <w:tab w:val="num" w:pos="5760"/>
+        </w:tabs>
+        <w:ind w:left="5760" w:hanging="360"/>
+      </w:pPr>
+    </w:lvl>
+    <w:lvl w:ilvl="8" w:tentative="1">
+      <w:start w:val="1"/>
+      <w:numFmt w:val="decimal"/>
+      <w:lvlText w:val="%9."/>
+      <w:lvlJc w:val="left"/>
+      <w:pPr>
+        <w:tabs>
+          <w:tab w:val="num" w:pos="6480"/>
+        </w:tabs>
+        <w:ind w:left="6480" w:hanging="360"/>
+      </w:pPr>
+    </w:lvl>
+  </w:abstractNum>
+  <w:abstractNum w:abstractNumId="7" w15:restartNumberingAfterBreak="0">
     <w:nsid w:val="16FB426A"/>
     <w:multiLevelType w:val="hybridMultilevel"/>
     <w:tmpl w:val="32D0DA66"/>
@@ -1676,7 +1951,7 @@
       </w:pPr>
     </w:lvl>
   </w:abstractNum>
-  <w:abstractNum w:abstractNumId="6" w15:restartNumberingAfterBreak="0">
+  <w:abstractNum w:abstractNumId="8" w15:restartNumberingAfterBreak="0">
     <w:nsid w:val="186E6D5C"/>
     <w:multiLevelType w:val="hybridMultilevel"/>
     <w:tmpl w:val="79E6F8E8"/>
@@ -1762,7 +2037,7 @@
       </w:pPr>
     </w:lvl>
   </w:abstractNum>
-  <w:abstractNum w:abstractNumId="7" w15:restartNumberingAfterBreak="0">
+  <w:abstractNum w:abstractNumId="9" w15:restartNumberingAfterBreak="0">
     <w:nsid w:val="18FF17CD"/>
     <w:multiLevelType w:val="multilevel"/>
     <w:tmpl w:val="A44A138C"/>
@@ -1875,7 +2150,7 @@
       </w:pPr>
     </w:lvl>
   </w:abstractNum>
-  <w:abstractNum w:abstractNumId="8" w15:restartNumberingAfterBreak="0">
+  <w:abstractNum w:abstractNumId="10" w15:restartNumberingAfterBreak="0">
     <w:nsid w:val="202E2AC7"/>
     <w:multiLevelType w:val="multilevel"/>
     <w:tmpl w:val="05A003CA"/>
@@ -1988,7 +2263,7 @@
       </w:pPr>
     </w:lvl>
   </w:abstractNum>
-  <w:abstractNum w:abstractNumId="9" w15:restartNumberingAfterBreak="0">
+  <w:abstractNum w:abstractNumId="11" w15:restartNumberingAfterBreak="0">
     <w:nsid w:val="20B33E15"/>
     <w:multiLevelType w:val="multilevel"/>
     <w:tmpl w:val="FF12F8D4"/>
@@ -2101,7 +2376,7 @@
       </w:pPr>
     </w:lvl>
   </w:abstractNum>
-  <w:abstractNum w:abstractNumId="10" w15:restartNumberingAfterBreak="0">
+  <w:abstractNum w:abstractNumId="12" w15:restartNumberingAfterBreak="0">
     <w:nsid w:val="21C65271"/>
     <w:multiLevelType w:val="hybridMultilevel"/>
     <w:tmpl w:val="63CE4FE8"/>
@@ -2214,7 +2489,93 @@
       </w:rPr>
     </w:lvl>
   </w:abstractNum>
-  <w:abstractNum w:abstractNumId="11" w15:restartNumberingAfterBreak="0">
+  <w:abstractNum w:abstractNumId="13" w15:restartNumberingAfterBreak="0">
+    <w:nsid w:val="23565DAE"/>
+    <w:multiLevelType w:val="hybridMultilevel"/>
+    <w:tmpl w:val="6CFC91E4"/>
+    <w:lvl w:ilvl="0" w:tplc="0409000F">
+      <w:start w:val="1"/>
+      <w:numFmt w:val="decimal"/>
+      <w:lvlText w:val="%1."/>
+      <w:lvlJc w:val="left"/>
+      <w:pPr>
+        <w:ind w:left="1440" w:hanging="360"/>
+      </w:pPr>
+    </w:lvl>
+    <w:lvl w:ilvl="1" w:tplc="04090019" w:tentative="1">
+      <w:start w:val="1"/>
+      <w:numFmt w:val="lowerLetter"/>
+      <w:lvlText w:val="%2."/>
+      <w:lvlJc w:val="left"/>
+      <w:pPr>
+        <w:ind w:left="2160" w:hanging="360"/>
+      </w:pPr>
+    </w:lvl>
+    <w:lvl w:ilvl="2" w:tplc="0409001B" w:tentative="1">
+      <w:start w:val="1"/>
+      <w:numFmt w:val="lowerRoman"/>
+      <w:lvlText w:val="%3."/>
+      <w:lvlJc w:val="right"/>
+      <w:pPr>
+        <w:ind w:left="2880" w:hanging="180"/>
+      </w:pPr>
+    </w:lvl>
+    <w:lvl w:ilvl="3" w:tplc="0409000F" w:tentative="1">
+      <w:start w:val="1"/>
+      <w:numFmt w:val="decimal"/>
+      <w:lvlText w:val="%4."/>
+      <w:lvlJc w:val="left"/>
+      <w:pPr>
+        <w:ind w:left="3600" w:hanging="360"/>
+      </w:pPr>
+    </w:lvl>
+    <w:lvl w:ilvl="4" w:tplc="04090019" w:tentative="1">
+      <w:start w:val="1"/>
+      <w:numFmt w:val="lowerLetter"/>
+      <w:lvlText w:val="%5."/>
+      <w:lvlJc w:val="left"/>
+      <w:pPr>
+        <w:ind w:left="4320" w:hanging="360"/>
+      </w:pPr>
+    </w:lvl>
+    <w:lvl w:ilvl="5" w:tplc="0409001B" w:tentative="1">
+      <w:start w:val="1"/>
+      <w:numFmt w:val="lowerRoman"/>
+      <w:lvlText w:val="%6."/>
+      <w:lvlJc w:val="right"/>
+      <w:pPr>
+        <w:ind w:left="5040" w:hanging="180"/>
+      </w:pPr>
+    </w:lvl>
+    <w:lvl w:ilvl="6" w:tplc="0409000F" w:tentative="1">
+      <w:start w:val="1"/>
+      <w:numFmt w:val="decimal"/>
+      <w:lvlText w:val="%7."/>
+      <w:lvlJc w:val="left"/>
+      <w:pPr>
+        <w:ind w:left="5760" w:hanging="360"/>
+      </w:pPr>
+    </w:lvl>
+    <w:lvl w:ilvl="7" w:tplc="04090019" w:tentative="1">
+      <w:start w:val="1"/>
+      <w:numFmt w:val="lowerLetter"/>
+      <w:lvlText w:val="%8."/>
+      <w:lvlJc w:val="left"/>
+      <w:pPr>
+        <w:ind w:left="6480" w:hanging="360"/>
+      </w:pPr>
+    </w:lvl>
+    <w:lvl w:ilvl="8" w:tplc="0409001B" w:tentative="1">
+      <w:start w:val="1"/>
+      <w:numFmt w:val="lowerRoman"/>
+      <w:lvlText w:val="%9."/>
+      <w:lvlJc w:val="right"/>
+      <w:pPr>
+        <w:ind w:left="7200" w:hanging="180"/>
+      </w:pPr>
+    </w:lvl>
+  </w:abstractNum>
+  <w:abstractNum w:abstractNumId="14" w15:restartNumberingAfterBreak="0">
     <w:nsid w:val="26107980"/>
     <w:multiLevelType w:val="multilevel"/>
     <w:tmpl w:val="46BC0ADE"/>
@@ -2327,7 +2688,7 @@
       </w:pPr>
     </w:lvl>
   </w:abstractNum>
-  <w:abstractNum w:abstractNumId="12" w15:restartNumberingAfterBreak="0">
+  <w:abstractNum w:abstractNumId="15" w15:restartNumberingAfterBreak="0">
     <w:nsid w:val="269D0C2B"/>
     <w:multiLevelType w:val="multilevel"/>
     <w:tmpl w:val="46BC0ADE"/>
@@ -2440,7 +2801,7 @@
       </w:pPr>
     </w:lvl>
   </w:abstractNum>
-  <w:abstractNum w:abstractNumId="13" w15:restartNumberingAfterBreak="0">
+  <w:abstractNum w:abstractNumId="16" w15:restartNumberingAfterBreak="0">
     <w:nsid w:val="27A06A0F"/>
     <w:multiLevelType w:val="hybridMultilevel"/>
     <w:tmpl w:val="11FAE4AA"/>
@@ -2529,7 +2890,7 @@
       </w:pPr>
     </w:lvl>
   </w:abstractNum>
-  <w:abstractNum w:abstractNumId="14" w15:restartNumberingAfterBreak="0">
+  <w:abstractNum w:abstractNumId="17" w15:restartNumberingAfterBreak="0">
     <w:nsid w:val="29280E36"/>
     <w:multiLevelType w:val="multilevel"/>
     <w:tmpl w:val="BF3E4CF2"/>
@@ -2642,7 +3003,7 @@
       </w:pPr>
     </w:lvl>
   </w:abstractNum>
-  <w:abstractNum w:abstractNumId="15" w15:restartNumberingAfterBreak="0">
+  <w:abstractNum w:abstractNumId="18" w15:restartNumberingAfterBreak="0">
     <w:nsid w:val="29501DCF"/>
     <w:multiLevelType w:val="hybridMultilevel"/>
     <w:tmpl w:val="AA1CA20A"/>
@@ -2728,7 +3089,7 @@
       </w:pPr>
     </w:lvl>
   </w:abstractNum>
-  <w:abstractNum w:abstractNumId="16" w15:restartNumberingAfterBreak="0">
+  <w:abstractNum w:abstractNumId="19" w15:restartNumberingAfterBreak="0">
     <w:nsid w:val="2D136E4E"/>
     <w:multiLevelType w:val="multilevel"/>
     <w:tmpl w:val="46BC0ADE"/>
@@ -2841,7 +3202,7 @@
       </w:pPr>
     </w:lvl>
   </w:abstractNum>
-  <w:abstractNum w:abstractNumId="17" w15:restartNumberingAfterBreak="0">
+  <w:abstractNum w:abstractNumId="20" w15:restartNumberingAfterBreak="0">
     <w:nsid w:val="2EE53327"/>
     <w:multiLevelType w:val="multilevel"/>
     <w:tmpl w:val="46BC0ADE"/>
@@ -2954,7 +3315,93 @@
       </w:pPr>
     </w:lvl>
   </w:abstractNum>
-  <w:abstractNum w:abstractNumId="18" w15:restartNumberingAfterBreak="0">
+  <w:abstractNum w:abstractNumId="21" w15:restartNumberingAfterBreak="0">
+    <w:nsid w:val="37532F4D"/>
+    <w:multiLevelType w:val="hybridMultilevel"/>
+    <w:tmpl w:val="AD949F34"/>
+    <w:lvl w:ilvl="0" w:tplc="0409000F">
+      <w:start w:val="1"/>
+      <w:numFmt w:val="decimal"/>
+      <w:lvlText w:val="%1."/>
+      <w:lvlJc w:val="left"/>
+      <w:pPr>
+        <w:ind w:left="720" w:hanging="360"/>
+      </w:pPr>
+    </w:lvl>
+    <w:lvl w:ilvl="1" w:tplc="04090019" w:tentative="1">
+      <w:start w:val="1"/>
+      <w:numFmt w:val="lowerLetter"/>
+      <w:lvlText w:val="%2."/>
+      <w:lvlJc w:val="left"/>
+      <w:pPr>
+        <w:ind w:left="1440" w:hanging="360"/>
+      </w:pPr>
+    </w:lvl>
+    <w:lvl w:ilvl="2" w:tplc="0409001B" w:tentative="1">
+      <w:start w:val="1"/>
+      <w:numFmt w:val="lowerRoman"/>
+      <w:lvlText w:val="%3."/>
+      <w:lvlJc w:val="right"/>
+      <w:pPr>
+        <w:ind w:left="2160" w:hanging="180"/>
+      </w:pPr>
+    </w:lvl>
+    <w:lvl w:ilvl="3" w:tplc="0409000F" w:tentative="1">
+      <w:start w:val="1"/>
+      <w:numFmt w:val="decimal"/>
+      <w:lvlText w:val="%4."/>
+      <w:lvlJc w:val="left"/>
+      <w:pPr>
+        <w:ind w:left="2880" w:hanging="360"/>
+      </w:pPr>
+    </w:lvl>
+    <w:lvl w:ilvl="4" w:tplc="04090019" w:tentative="1">
+      <w:start w:val="1"/>
+      <w:numFmt w:val="lowerLetter"/>
+      <w:lvlText w:val="%5."/>
+      <w:lvlJc w:val="left"/>
+      <w:pPr>
+        <w:ind w:left="3600" w:hanging="360"/>
+      </w:pPr>
+    </w:lvl>
+    <w:lvl w:ilvl="5" w:tplc="0409001B" w:tentative="1">
+      <w:start w:val="1"/>
+      <w:numFmt w:val="lowerRoman"/>
+      <w:lvlText w:val="%6."/>
+      <w:lvlJc w:val="right"/>
+      <w:pPr>
+        <w:ind w:left="4320" w:hanging="180"/>
+      </w:pPr>
+    </w:lvl>
+    <w:lvl w:ilvl="6" w:tplc="0409000F" w:tentative="1">
+      <w:start w:val="1"/>
+      <w:numFmt w:val="decimal"/>
+      <w:lvlText w:val="%7."/>
+      <w:lvlJc w:val="left"/>
+      <w:pPr>
+        <w:ind w:left="5040" w:hanging="360"/>
+      </w:pPr>
+    </w:lvl>
+    <w:lvl w:ilvl="7" w:tplc="04090019" w:tentative="1">
+      <w:start w:val="1"/>
+      <w:numFmt w:val="lowerLetter"/>
+      <w:lvlText w:val="%8."/>
+      <w:lvlJc w:val="left"/>
+      <w:pPr>
+        <w:ind w:left="5760" w:hanging="360"/>
+      </w:pPr>
+    </w:lvl>
+    <w:lvl w:ilvl="8" w:tplc="0409001B" w:tentative="1">
+      <w:start w:val="1"/>
+      <w:numFmt w:val="lowerRoman"/>
+      <w:lvlText w:val="%9."/>
+      <w:lvlJc w:val="right"/>
+      <w:pPr>
+        <w:ind w:left="6480" w:hanging="180"/>
+      </w:pPr>
+    </w:lvl>
+  </w:abstractNum>
+  <w:abstractNum w:abstractNumId="22" w15:restartNumberingAfterBreak="0">
     <w:nsid w:val="37FF7A59"/>
     <w:multiLevelType w:val="hybridMultilevel"/>
     <w:tmpl w:val="180AA254"/>
@@ -3067,7 +3514,120 @@
       </w:rPr>
     </w:lvl>
   </w:abstractNum>
-  <w:abstractNum w:abstractNumId="19" w15:restartNumberingAfterBreak="0">
+  <w:abstractNum w:abstractNumId="23" w15:restartNumberingAfterBreak="0">
+    <w:nsid w:val="38374A01"/>
+    <w:multiLevelType w:val="multilevel"/>
+    <w:tmpl w:val="BDA26B2A"/>
+    <w:lvl w:ilvl="0">
+      <w:start w:val="1"/>
+      <w:numFmt w:val="decimal"/>
+      <w:lvlText w:val="%1."/>
+      <w:lvlJc w:val="left"/>
+      <w:pPr>
+        <w:tabs>
+          <w:tab w:val="num" w:pos="450"/>
+        </w:tabs>
+        <w:ind w:left="450" w:hanging="360"/>
+      </w:pPr>
+    </w:lvl>
+    <w:lvl w:ilvl="1" w:tentative="1">
+      <w:start w:val="1"/>
+      <w:numFmt w:val="decimal"/>
+      <w:lvlText w:val="%2."/>
+      <w:lvlJc w:val="left"/>
+      <w:pPr>
+        <w:tabs>
+          <w:tab w:val="num" w:pos="1440"/>
+        </w:tabs>
+        <w:ind w:left="1440" w:hanging="360"/>
+      </w:pPr>
+    </w:lvl>
+    <w:lvl w:ilvl="2" w:tentative="1">
+      <w:start w:val="1"/>
+      <w:numFmt w:val="decimal"/>
+      <w:lvlText w:val="%3."/>
+      <w:lvlJc w:val="left"/>
+      <w:pPr>
+        <w:tabs>
+          <w:tab w:val="num" w:pos="2160"/>
+        </w:tabs>
+        <w:ind w:left="2160" w:hanging="360"/>
+      </w:pPr>
+    </w:lvl>
+    <w:lvl w:ilvl="3" w:tentative="1">
+      <w:start w:val="1"/>
+      <w:numFmt w:val="decimal"/>
+      <w:lvlText w:val="%4."/>
+      <w:lvlJc w:val="left"/>
+      <w:pPr>
+        <w:tabs>
+          <w:tab w:val="num" w:pos="2880"/>
+        </w:tabs>
+        <w:ind w:left="2880" w:hanging="360"/>
+      </w:pPr>
+    </w:lvl>
+    <w:lvl w:ilvl="4" w:tentative="1">
+      <w:start w:val="1"/>
+      <w:numFmt w:val="decimal"/>
+      <w:lvlText w:val="%5."/>
+      <w:lvlJc w:val="left"/>
+      <w:pPr>
+        <w:tabs>
+          <w:tab w:val="num" w:pos="3600"/>
+        </w:tabs>
+        <w:ind w:left="3600" w:hanging="360"/>
+      </w:pPr>
+    </w:lvl>
+    <w:lvl w:ilvl="5" w:tentative="1">
+      <w:start w:val="1"/>
+      <w:numFmt w:val="decimal"/>
+      <w:lvlText w:val="%6."/>
+      <w:lvlJc w:val="left"/>
+      <w:pPr>
+        <w:tabs>
+          <w:tab w:val="num" w:pos="4320"/>
+        </w:tabs>
+        <w:ind w:left="4320" w:hanging="360"/>
+      </w:pPr>
+    </w:lvl>
+    <w:lvl w:ilvl="6" w:tentative="1">
+      <w:start w:val="1"/>
+      <w:numFmt w:val="decimal"/>
+      <w:lvlText w:val="%7."/>
+      <w:lvlJc w:val="left"/>
+      <w:pPr>
+        <w:tabs>
+          <w:tab w:val="num" w:pos="5040"/>
+        </w:tabs>
+        <w:ind w:left="5040" w:hanging="360"/>
+      </w:pPr>
+    </w:lvl>
+    <w:lvl w:ilvl="7" w:tentative="1">
+      <w:start w:val="1"/>
+      <w:numFmt w:val="decimal"/>
+      <w:lvlText w:val="%8."/>
+      <w:lvlJc w:val="left"/>
+      <w:pPr>
+        <w:tabs>
+          <w:tab w:val="num" w:pos="5760"/>
+        </w:tabs>
+        <w:ind w:left="5760" w:hanging="360"/>
+      </w:pPr>
+    </w:lvl>
+    <w:lvl w:ilvl="8" w:tentative="1">
+      <w:start w:val="1"/>
+      <w:numFmt w:val="decimal"/>
+      <w:lvlText w:val="%9."/>
+      <w:lvlJc w:val="left"/>
+      <w:pPr>
+        <w:tabs>
+          <w:tab w:val="num" w:pos="6480"/>
+        </w:tabs>
+        <w:ind w:left="6480" w:hanging="360"/>
+      </w:pPr>
+    </w:lvl>
+  </w:abstractNum>
+  <w:abstractNum w:abstractNumId="24" w15:restartNumberingAfterBreak="0">
     <w:nsid w:val="39B34429"/>
     <w:multiLevelType w:val="hybridMultilevel"/>
     <w:tmpl w:val="2F5AF00E"/>
@@ -3153,7 +3713,7 @@
       </w:pPr>
     </w:lvl>
   </w:abstractNum>
-  <w:abstractNum w:abstractNumId="20" w15:restartNumberingAfterBreak="0">
+  <w:abstractNum w:abstractNumId="25" w15:restartNumberingAfterBreak="0">
     <w:nsid w:val="3A4C3607"/>
     <w:multiLevelType w:val="multilevel"/>
     <w:tmpl w:val="05A003CA"/>
@@ -3265,7 +3825,7 @@
       </w:pPr>
     </w:lvl>
   </w:abstractNum>
-  <w:abstractNum w:abstractNumId="21" w15:restartNumberingAfterBreak="0">
+  <w:abstractNum w:abstractNumId="26" w15:restartNumberingAfterBreak="0">
     <w:nsid w:val="3C4137F1"/>
     <w:multiLevelType w:val="hybridMultilevel"/>
     <w:tmpl w:val="5C464426"/>
@@ -3354,7 +3914,7 @@
       </w:pPr>
     </w:lvl>
   </w:abstractNum>
-  <w:abstractNum w:abstractNumId="22" w15:restartNumberingAfterBreak="0">
+  <w:abstractNum w:abstractNumId="27" w15:restartNumberingAfterBreak="0">
     <w:nsid w:val="3C50063C"/>
     <w:multiLevelType w:val="multilevel"/>
     <w:tmpl w:val="983CB35E"/>
@@ -3467,7 +4027,7 @@
       </w:pPr>
     </w:lvl>
   </w:abstractNum>
-  <w:abstractNum w:abstractNumId="23" w15:restartNumberingAfterBreak="0">
+  <w:abstractNum w:abstractNumId="28" w15:restartNumberingAfterBreak="0">
     <w:nsid w:val="40235148"/>
     <w:multiLevelType w:val="multilevel"/>
     <w:tmpl w:val="46BC0ADE"/>
@@ -3580,7 +4140,7 @@
       </w:pPr>
     </w:lvl>
   </w:abstractNum>
-  <w:abstractNum w:abstractNumId="24" w15:restartNumberingAfterBreak="0">
+  <w:abstractNum w:abstractNumId="29" w15:restartNumberingAfterBreak="0">
     <w:nsid w:val="45285B38"/>
     <w:multiLevelType w:val="hybridMultilevel"/>
     <w:tmpl w:val="FB7ED3CC"/>
@@ -3669,7 +4229,7 @@
       </w:pPr>
     </w:lvl>
   </w:abstractNum>
-  <w:abstractNum w:abstractNumId="25" w15:restartNumberingAfterBreak="0">
+  <w:abstractNum w:abstractNumId="30" w15:restartNumberingAfterBreak="0">
     <w:nsid w:val="485D6251"/>
     <w:multiLevelType w:val="multilevel"/>
     <w:tmpl w:val="280CC0FA"/>
@@ -3782,7 +4342,7 @@
       </w:pPr>
     </w:lvl>
   </w:abstractNum>
-  <w:abstractNum w:abstractNumId="26" w15:restartNumberingAfterBreak="0">
+  <w:abstractNum w:abstractNumId="31" w15:restartNumberingAfterBreak="0">
     <w:nsid w:val="497314BD"/>
     <w:multiLevelType w:val="multilevel"/>
     <w:tmpl w:val="46BC0ADE"/>
@@ -3895,7 +4455,7 @@
       </w:pPr>
     </w:lvl>
   </w:abstractNum>
-  <w:abstractNum w:abstractNumId="27" w15:restartNumberingAfterBreak="0">
+  <w:abstractNum w:abstractNumId="32" w15:restartNumberingAfterBreak="0">
     <w:nsid w:val="497721AB"/>
     <w:multiLevelType w:val="multilevel"/>
     <w:tmpl w:val="8AFA131A"/>
@@ -4004,7 +4564,7 @@
       </w:pPr>
     </w:lvl>
   </w:abstractNum>
-  <w:abstractNum w:abstractNumId="28" w15:restartNumberingAfterBreak="0">
+  <w:abstractNum w:abstractNumId="33" w15:restartNumberingAfterBreak="0">
     <w:nsid w:val="4A321257"/>
     <w:multiLevelType w:val="hybridMultilevel"/>
     <w:tmpl w:val="8CF8A77A"/>
@@ -4117,7 +4677,7 @@
       </w:rPr>
     </w:lvl>
   </w:abstractNum>
-  <w:abstractNum w:abstractNumId="29" w15:restartNumberingAfterBreak="0">
+  <w:abstractNum w:abstractNumId="34" w15:restartNumberingAfterBreak="0">
     <w:nsid w:val="4B815B2F"/>
     <w:multiLevelType w:val="multilevel"/>
     <w:tmpl w:val="D6CCD9E8"/>
@@ -4230,7 +4790,7 @@
       </w:pPr>
     </w:lvl>
   </w:abstractNum>
-  <w:abstractNum w:abstractNumId="30" w15:restartNumberingAfterBreak="0">
+  <w:abstractNum w:abstractNumId="35" w15:restartNumberingAfterBreak="0">
     <w:nsid w:val="55710568"/>
     <w:multiLevelType w:val="multilevel"/>
     <w:tmpl w:val="438CBD86"/>
@@ -4343,7 +4903,96 @@
       </w:pPr>
     </w:lvl>
   </w:abstractNum>
-  <w:abstractNum w:abstractNumId="31" w15:restartNumberingAfterBreak="0">
+  <w:abstractNum w:abstractNumId="36" w15:restartNumberingAfterBreak="0">
+    <w:nsid w:val="5583536E"/>
+    <w:multiLevelType w:val="hybridMultilevel"/>
+    <w:tmpl w:val="1B004CCA"/>
+    <w:lvl w:ilvl="0" w:tplc="0409000F">
+      <w:start w:val="1"/>
+      <w:numFmt w:val="decimal"/>
+      <w:lvlText w:val="%1."/>
+      <w:lvlJc w:val="left"/>
+      <w:pPr>
+        <w:ind w:left="720" w:hanging="360"/>
+      </w:pPr>
+    </w:lvl>
+    <w:lvl w:ilvl="1" w:tplc="5524C856">
+      <w:start w:val="1"/>
+      <w:numFmt w:val="upperLetter"/>
+      <w:lvlText w:val="%2."/>
+      <w:lvlJc w:val="left"/>
+      <w:pPr>
+        <w:ind w:left="1440" w:hanging="360"/>
+      </w:pPr>
+      <w:rPr>
+        <w:rFonts w:hint="default"/>
+      </w:rPr>
+    </w:lvl>
+    <w:lvl w:ilvl="2" w:tplc="0409001B" w:tentative="1">
+      <w:start w:val="1"/>
+      <w:numFmt w:val="lowerRoman"/>
+      <w:lvlText w:val="%3."/>
+      <w:lvlJc w:val="right"/>
+      <w:pPr>
+        <w:ind w:left="2160" w:hanging="180"/>
+      </w:pPr>
+    </w:lvl>
+    <w:lvl w:ilvl="3" w:tplc="0409000F" w:tentative="1">
+      <w:start w:val="1"/>
+      <w:numFmt w:val="decimal"/>
+      <w:lvlText w:val="%4."/>
+      <w:lvlJc w:val="left"/>
+      <w:pPr>
+        <w:ind w:left="2880" w:hanging="360"/>
+      </w:pPr>
+    </w:lvl>
+    <w:lvl w:ilvl="4" w:tplc="04090019" w:tentative="1">
+      <w:start w:val="1"/>
+      <w:numFmt w:val="lowerLetter"/>
+      <w:lvlText w:val="%5."/>
+      <w:lvlJc w:val="left"/>
+      <w:pPr>
+        <w:ind w:left="3600" w:hanging="360"/>
+      </w:pPr>
+    </w:lvl>
+    <w:lvl w:ilvl="5" w:tplc="0409001B" w:tentative="1">
+      <w:start w:val="1"/>
+      <w:numFmt w:val="lowerRoman"/>
+      <w:lvlText w:val="%6."/>
+      <w:lvlJc w:val="right"/>
+      <w:pPr>
+        <w:ind w:left="4320" w:hanging="180"/>
+      </w:pPr>
+    </w:lvl>
+    <w:lvl w:ilvl="6" w:tplc="0409000F" w:tentative="1">
+      <w:start w:val="1"/>
+      <w:numFmt w:val="decimal"/>
+      <w:lvlText w:val="%7."/>
+      <w:lvlJc w:val="left"/>
+      <w:pPr>
+        <w:ind w:left="5040" w:hanging="360"/>
+      </w:pPr>
+    </w:lvl>
+    <w:lvl w:ilvl="7" w:tplc="04090019" w:tentative="1">
+      <w:start w:val="1"/>
+      <w:numFmt w:val="lowerLetter"/>
+      <w:lvlText w:val="%8."/>
+      <w:lvlJc w:val="left"/>
+      <w:pPr>
+        <w:ind w:left="5760" w:hanging="360"/>
+      </w:pPr>
+    </w:lvl>
+    <w:lvl w:ilvl="8" w:tplc="0409001B" w:tentative="1">
+      <w:start w:val="1"/>
+      <w:numFmt w:val="lowerRoman"/>
+      <w:lvlText w:val="%9."/>
+      <w:lvlJc w:val="right"/>
+      <w:pPr>
+        <w:ind w:left="6480" w:hanging="180"/>
+      </w:pPr>
+    </w:lvl>
+  </w:abstractNum>
+  <w:abstractNum w:abstractNumId="37" w15:restartNumberingAfterBreak="0">
     <w:nsid w:val="5B48200A"/>
     <w:multiLevelType w:val="multilevel"/>
     <w:tmpl w:val="916AFC56"/>
@@ -4456,7 +5105,93 @@
       </w:pPr>
     </w:lvl>
   </w:abstractNum>
-  <w:abstractNum w:abstractNumId="32" w15:restartNumberingAfterBreak="0">
+  <w:abstractNum w:abstractNumId="38" w15:restartNumberingAfterBreak="0">
+    <w:nsid w:val="5F9C36D3"/>
+    <w:multiLevelType w:val="hybridMultilevel"/>
+    <w:tmpl w:val="FBDA6864"/>
+    <w:lvl w:ilvl="0" w:tplc="0409000F">
+      <w:start w:val="1"/>
+      <w:numFmt w:val="decimal"/>
+      <w:lvlText w:val="%1."/>
+      <w:lvlJc w:val="left"/>
+      <w:pPr>
+        <w:ind w:left="1080" w:hanging="360"/>
+      </w:pPr>
+    </w:lvl>
+    <w:lvl w:ilvl="1" w:tplc="04090019" w:tentative="1">
+      <w:start w:val="1"/>
+      <w:numFmt w:val="lowerLetter"/>
+      <w:lvlText w:val="%2."/>
+      <w:lvlJc w:val="left"/>
+      <w:pPr>
+        <w:ind w:left="1800" w:hanging="360"/>
+      </w:pPr>
+    </w:lvl>
+    <w:lvl w:ilvl="2" w:tplc="0409001B" w:tentative="1">
+      <w:start w:val="1"/>
+      <w:numFmt w:val="lowerRoman"/>
+      <w:lvlText w:val="%3."/>
+      <w:lvlJc w:val="right"/>
+      <w:pPr>
+        <w:ind w:left="2520" w:hanging="180"/>
+      </w:pPr>
+    </w:lvl>
+    <w:lvl w:ilvl="3" w:tplc="0409000F" w:tentative="1">
+      <w:start w:val="1"/>
+      <w:numFmt w:val="decimal"/>
+      <w:lvlText w:val="%4."/>
+      <w:lvlJc w:val="left"/>
+      <w:pPr>
+        <w:ind w:left="3240" w:hanging="360"/>
+      </w:pPr>
+    </w:lvl>
+    <w:lvl w:ilvl="4" w:tplc="04090019" w:tentative="1">
+      <w:start w:val="1"/>
+      <w:numFmt w:val="lowerLetter"/>
+      <w:lvlText w:val="%5."/>
+      <w:lvlJc w:val="left"/>
+      <w:pPr>
+        <w:ind w:left="3960" w:hanging="360"/>
+      </w:pPr>
+    </w:lvl>
+    <w:lvl w:ilvl="5" w:tplc="0409001B" w:tentative="1">
+      <w:start w:val="1"/>
+      <w:numFmt w:val="lowerRoman"/>
+      <w:lvlText w:val="%6."/>
+      <w:lvlJc w:val="right"/>
+      <w:pPr>
+        <w:ind w:left="4680" w:hanging="180"/>
+      </w:pPr>
+    </w:lvl>
+    <w:lvl w:ilvl="6" w:tplc="0409000F" w:tentative="1">
+      <w:start w:val="1"/>
+      <w:numFmt w:val="decimal"/>
+      <w:lvlText w:val="%7."/>
+      <w:lvlJc w:val="left"/>
+      <w:pPr>
+        <w:ind w:left="5400" w:hanging="360"/>
+      </w:pPr>
+    </w:lvl>
+    <w:lvl w:ilvl="7" w:tplc="04090019" w:tentative="1">
+      <w:start w:val="1"/>
+      <w:numFmt w:val="lowerLetter"/>
+      <w:lvlText w:val="%8."/>
+      <w:lvlJc w:val="left"/>
+      <w:pPr>
+        <w:ind w:left="6120" w:hanging="360"/>
+      </w:pPr>
+    </w:lvl>
+    <w:lvl w:ilvl="8" w:tplc="0409001B" w:tentative="1">
+      <w:start w:val="1"/>
+      <w:numFmt w:val="lowerRoman"/>
+      <w:lvlText w:val="%9."/>
+      <w:lvlJc w:val="right"/>
+      <w:pPr>
+        <w:ind w:left="6840" w:hanging="180"/>
+      </w:pPr>
+    </w:lvl>
+  </w:abstractNum>
+  <w:abstractNum w:abstractNumId="39" w15:restartNumberingAfterBreak="0">
     <w:nsid w:val="66244618"/>
     <w:multiLevelType w:val="multilevel"/>
     <w:tmpl w:val="05A003CA"/>
@@ -4569,7 +5304,7 @@
       </w:pPr>
     </w:lvl>
   </w:abstractNum>
-  <w:abstractNum w:abstractNumId="33" w15:restartNumberingAfterBreak="0">
+  <w:abstractNum w:abstractNumId="40" w15:restartNumberingAfterBreak="0">
     <w:nsid w:val="68137904"/>
     <w:multiLevelType w:val="hybridMultilevel"/>
     <w:tmpl w:val="DCEE2C90"/>
@@ -4655,7 +5390,7 @@
       </w:pPr>
     </w:lvl>
   </w:abstractNum>
-  <w:abstractNum w:abstractNumId="34" w15:restartNumberingAfterBreak="0">
+  <w:abstractNum w:abstractNumId="41" w15:restartNumberingAfterBreak="0">
     <w:nsid w:val="689A2554"/>
     <w:multiLevelType w:val="multilevel"/>
     <w:tmpl w:val="7B84EEF2"/>
@@ -4768,7 +5503,7 @@
       </w:pPr>
     </w:lvl>
   </w:abstractNum>
-  <w:abstractNum w:abstractNumId="35" w15:restartNumberingAfterBreak="0">
+  <w:abstractNum w:abstractNumId="42" w15:restartNumberingAfterBreak="0">
     <w:nsid w:val="6B0E3504"/>
     <w:multiLevelType w:val="hybridMultilevel"/>
     <w:tmpl w:val="519430A2"/>
@@ -4854,7 +5589,7 @@
       </w:pPr>
     </w:lvl>
   </w:abstractNum>
-  <w:abstractNum w:abstractNumId="36" w15:restartNumberingAfterBreak="0">
+  <w:abstractNum w:abstractNumId="43" w15:restartNumberingAfterBreak="0">
     <w:nsid w:val="6B445DE2"/>
     <w:multiLevelType w:val="hybridMultilevel"/>
     <w:tmpl w:val="911EA1A2"/>
@@ -4940,7 +5675,7 @@
       </w:pPr>
     </w:lvl>
   </w:abstractNum>
-  <w:abstractNum w:abstractNumId="37" w15:restartNumberingAfterBreak="0">
+  <w:abstractNum w:abstractNumId="44" w15:restartNumberingAfterBreak="0">
     <w:nsid w:val="6BB144BB"/>
     <w:multiLevelType w:val="multilevel"/>
     <w:tmpl w:val="E72034CA"/>
@@ -5053,7 +5788,7 @@
       </w:pPr>
     </w:lvl>
   </w:abstractNum>
-  <w:abstractNum w:abstractNumId="38" w15:restartNumberingAfterBreak="0">
+  <w:abstractNum w:abstractNumId="45" w15:restartNumberingAfterBreak="0">
     <w:nsid w:val="6F5A278F"/>
     <w:multiLevelType w:val="multilevel"/>
     <w:tmpl w:val="A6243962"/>
@@ -5166,7 +5901,7 @@
       </w:pPr>
     </w:lvl>
   </w:abstractNum>
-  <w:abstractNum w:abstractNumId="39" w15:restartNumberingAfterBreak="0">
+  <w:abstractNum w:abstractNumId="46" w15:restartNumberingAfterBreak="0">
     <w:nsid w:val="6F7E7207"/>
     <w:multiLevelType w:val="hybridMultilevel"/>
     <w:tmpl w:val="871EEA34"/>
@@ -5253,73 +5988,73 @@
     </w:lvl>
   </w:abstractNum>
   <w:num w:numId="1" w16cid:durableId="1872573590">
-    <w:abstractNumId w:val="16"/>
+    <w:abstractNumId w:val="19"/>
   </w:num>
   <w:num w:numId="2" w16cid:durableId="2020692765">
+    <w:abstractNumId w:val="20"/>
+  </w:num>
+  <w:num w:numId="3" w16cid:durableId="1329820260">
+    <w:abstractNumId w:val="3"/>
+  </w:num>
+  <w:num w:numId="4" w16cid:durableId="605311244">
+    <w:abstractNumId w:val="14"/>
+  </w:num>
+  <w:num w:numId="5" w16cid:durableId="511921104">
+    <w:abstractNumId w:val="1"/>
+  </w:num>
+  <w:num w:numId="6" w16cid:durableId="1620183119">
+    <w:abstractNumId w:val="28"/>
+  </w:num>
+  <w:num w:numId="7" w16cid:durableId="1683236823">
+    <w:abstractNumId w:val="31"/>
+  </w:num>
+  <w:num w:numId="8" w16cid:durableId="910654316">
+    <w:abstractNumId w:val="15"/>
+  </w:num>
+  <w:num w:numId="9" w16cid:durableId="558173739">
+    <w:abstractNumId w:val="34"/>
+  </w:num>
+  <w:num w:numId="10" w16cid:durableId="1219515460">
+    <w:abstractNumId w:val="44"/>
+  </w:num>
+  <w:num w:numId="11" w16cid:durableId="1453397607">
+    <w:abstractNumId w:val="45"/>
+  </w:num>
+  <w:num w:numId="12" w16cid:durableId="333805740">
+    <w:abstractNumId w:val="22"/>
+  </w:num>
+  <w:num w:numId="13" w16cid:durableId="770123449">
+    <w:abstractNumId w:val="33"/>
+  </w:num>
+  <w:num w:numId="14" w16cid:durableId="81610136">
+    <w:abstractNumId w:val="37"/>
+  </w:num>
+  <w:num w:numId="15" w16cid:durableId="802963550">
+    <w:abstractNumId w:val="12"/>
+  </w:num>
+  <w:num w:numId="16" w16cid:durableId="826898454">
+    <w:abstractNumId w:val="35"/>
+  </w:num>
+  <w:num w:numId="17" w16cid:durableId="421297436">
+    <w:abstractNumId w:val="5"/>
+  </w:num>
+  <w:num w:numId="18" w16cid:durableId="455030138">
     <w:abstractNumId w:val="17"/>
   </w:num>
-  <w:num w:numId="3" w16cid:durableId="1329820260">
-    <w:abstractNumId w:val="2"/>
+  <w:num w:numId="19" w16cid:durableId="321088112">
+    <w:abstractNumId w:val="9"/>
   </w:num>
-  <w:num w:numId="4" w16cid:durableId="605311244">
+  <w:num w:numId="20" w16cid:durableId="896938835">
+    <w:abstractNumId w:val="41"/>
+  </w:num>
+  <w:num w:numId="21" w16cid:durableId="1269393651">
+    <w:abstractNumId w:val="27"/>
+  </w:num>
+  <w:num w:numId="22" w16cid:durableId="1154418319">
     <w:abstractNumId w:val="11"/>
   </w:num>
-  <w:num w:numId="5" w16cid:durableId="511921104">
-    <w:abstractNumId w:val="0"/>
-  </w:num>
-  <w:num w:numId="6" w16cid:durableId="1620183119">
-    <w:abstractNumId w:val="23"/>
-  </w:num>
-  <w:num w:numId="7" w16cid:durableId="1683236823">
-    <w:abstractNumId w:val="26"/>
-  </w:num>
-  <w:num w:numId="8" w16cid:durableId="910654316">
-    <w:abstractNumId w:val="12"/>
-  </w:num>
-  <w:num w:numId="9" w16cid:durableId="558173739">
-    <w:abstractNumId w:val="29"/>
-  </w:num>
-  <w:num w:numId="10" w16cid:durableId="1219515460">
-    <w:abstractNumId w:val="37"/>
-  </w:num>
-  <w:num w:numId="11" w16cid:durableId="1453397607">
-    <w:abstractNumId w:val="38"/>
-  </w:num>
-  <w:num w:numId="12" w16cid:durableId="333805740">
-    <w:abstractNumId w:val="18"/>
-  </w:num>
-  <w:num w:numId="13" w16cid:durableId="770123449">
-    <w:abstractNumId w:val="28"/>
-  </w:num>
-  <w:num w:numId="14" w16cid:durableId="81610136">
-    <w:abstractNumId w:val="31"/>
-  </w:num>
-  <w:num w:numId="15" w16cid:durableId="802963550">
-    <w:abstractNumId w:val="10"/>
-  </w:num>
-  <w:num w:numId="16" w16cid:durableId="826898454">
+  <w:num w:numId="23" w16cid:durableId="1688366791">
     <w:abstractNumId w:val="30"/>
-  </w:num>
-  <w:num w:numId="17" w16cid:durableId="421297436">
-    <w:abstractNumId w:val="4"/>
-  </w:num>
-  <w:num w:numId="18" w16cid:durableId="455030138">
-    <w:abstractNumId w:val="14"/>
-  </w:num>
-  <w:num w:numId="19" w16cid:durableId="321088112">
-    <w:abstractNumId w:val="7"/>
-  </w:num>
-  <w:num w:numId="20" w16cid:durableId="896938835">
-    <w:abstractNumId w:val="34"/>
-  </w:num>
-  <w:num w:numId="21" w16cid:durableId="1269393651">
-    <w:abstractNumId w:val="22"/>
-  </w:num>
-  <w:num w:numId="22" w16cid:durableId="1154418319">
-    <w:abstractNumId w:val="9"/>
-  </w:num>
-  <w:num w:numId="23" w16cid:durableId="1688366791">
-    <w:abstractNumId w:val="25"/>
     <w:lvlOverride w:ilvl="0">
       <w:lvl w:ilvl="0">
         <w:numFmt w:val="decimal"/>
@@ -5329,7 +6064,7 @@
     </w:lvlOverride>
   </w:num>
   <w:num w:numId="24" w16cid:durableId="30497516">
-    <w:abstractNumId w:val="25"/>
+    <w:abstractNumId w:val="30"/>
     <w:lvlOverride w:ilvl="0">
       <w:lvl w:ilvl="0">
         <w:numFmt w:val="decimal"/>
@@ -5339,7 +6074,7 @@
     </w:lvlOverride>
   </w:num>
   <w:num w:numId="25" w16cid:durableId="1326788839">
-    <w:abstractNumId w:val="25"/>
+    <w:abstractNumId w:val="30"/>
     <w:lvlOverride w:ilvl="0">
       <w:lvl w:ilvl="0">
         <w:numFmt w:val="decimal"/>
@@ -5349,55 +6084,93 @@
     </w:lvlOverride>
   </w:num>
   <w:num w:numId="26" w16cid:durableId="245916951">
-    <w:abstractNumId w:val="35"/>
+    <w:abstractNumId w:val="42"/>
   </w:num>
   <w:num w:numId="27" w16cid:durableId="1904372543">
+    <w:abstractNumId w:val="26"/>
+  </w:num>
+  <w:num w:numId="28" w16cid:durableId="483358444">
+    <w:abstractNumId w:val="29"/>
+  </w:num>
+  <w:num w:numId="29" w16cid:durableId="851577395">
+    <w:abstractNumId w:val="16"/>
+  </w:num>
+  <w:num w:numId="30" w16cid:durableId="1157847403">
+    <w:abstractNumId w:val="25"/>
+  </w:num>
+  <w:num w:numId="31" w16cid:durableId="1248886628">
+    <w:abstractNumId w:val="40"/>
+  </w:num>
+  <w:num w:numId="32" w16cid:durableId="747338427">
+    <w:abstractNumId w:val="24"/>
+  </w:num>
+  <w:num w:numId="33" w16cid:durableId="862520133">
+    <w:abstractNumId w:val="7"/>
+  </w:num>
+  <w:num w:numId="34" w16cid:durableId="716708536">
+    <w:abstractNumId w:val="18"/>
+  </w:num>
+  <w:num w:numId="35" w16cid:durableId="1593663779">
+    <w:abstractNumId w:val="10"/>
+  </w:num>
+  <w:num w:numId="36" w16cid:durableId="96489540">
+    <w:abstractNumId w:val="4"/>
+  </w:num>
+  <w:num w:numId="37" w16cid:durableId="1558975593">
+    <w:abstractNumId w:val="39"/>
+  </w:num>
+  <w:num w:numId="38" w16cid:durableId="168495173">
+    <w:abstractNumId w:val="46"/>
+  </w:num>
+  <w:num w:numId="39" w16cid:durableId="1411806974">
+    <w:abstractNumId w:val="32"/>
+  </w:num>
+  <w:num w:numId="40" w16cid:durableId="1852916879">
+    <w:abstractNumId w:val="2"/>
+  </w:num>
+  <w:num w:numId="41" w16cid:durableId="1126578665">
+    <w:abstractNumId w:val="43"/>
+  </w:num>
+  <w:num w:numId="42" w16cid:durableId="2039038556">
+    <w:abstractNumId w:val="8"/>
+  </w:num>
+  <w:num w:numId="43" w16cid:durableId="1271738458">
+    <w:abstractNumId w:val="23"/>
+  </w:num>
+  <w:num w:numId="44" w16cid:durableId="822233702">
+    <w:abstractNumId w:val="6"/>
+    <w:lvlOverride w:ilvl="0">
+      <w:lvl w:ilvl="0">
+        <w:numFmt w:val="decimal"/>
+        <w:lvlText w:val="%1."/>
+        <w:lvlJc w:val="left"/>
+      </w:lvl>
+    </w:lvlOverride>
+  </w:num>
+  <w:num w:numId="45" w16cid:durableId="383405849">
+    <w:abstractNumId w:val="6"/>
+    <w:lvlOverride w:ilvl="0">
+      <w:lvl w:ilvl="0">
+        <w:numFmt w:val="decimal"/>
+        <w:lvlText w:val="%1."/>
+        <w:lvlJc w:val="left"/>
+      </w:lvl>
+    </w:lvlOverride>
+  </w:num>
+  <w:num w:numId="46" w16cid:durableId="457994010">
+    <w:abstractNumId w:val="0"/>
+  </w:num>
+  <w:num w:numId="47" w16cid:durableId="1735397814">
     <w:abstractNumId w:val="21"/>
   </w:num>
-  <w:num w:numId="28" w16cid:durableId="483358444">
-    <w:abstractNumId w:val="24"/>
+  <w:num w:numId="48" w16cid:durableId="28573951">
+    <w:abstractNumId w:val="36"/>
   </w:num>
-  <w:num w:numId="29" w16cid:durableId="851577395">
+  <w:num w:numId="49" w16cid:durableId="2052224385">
     <w:abstractNumId w:val="13"/>
   </w:num>
-  <w:num w:numId="30" w16cid:durableId="1157847403">
-    <w:abstractNumId w:val="20"/>
-  </w:num>
-  <w:num w:numId="31" w16cid:durableId="1248886628">
-    <w:abstractNumId w:val="33"/>
-  </w:num>
-  <w:num w:numId="32" w16cid:durableId="747338427">
-    <w:abstractNumId w:val="19"/>
-  </w:num>
-  <w:num w:numId="33" w16cid:durableId="862520133">
-    <w:abstractNumId w:val="5"/>
-  </w:num>
-  <w:num w:numId="34" w16cid:durableId="716708536">
-    <w:abstractNumId w:val="15"/>
-  </w:num>
-  <w:num w:numId="35" w16cid:durableId="1593663779">
-    <w:abstractNumId w:val="8"/>
-  </w:num>
-  <w:num w:numId="36" w16cid:durableId="96489540">
-    <w:abstractNumId w:val="3"/>
-  </w:num>
-  <w:num w:numId="37" w16cid:durableId="1558975593">
-    <w:abstractNumId w:val="32"/>
-  </w:num>
-  <w:num w:numId="38" w16cid:durableId="168495173">
-    <w:abstractNumId w:val="39"/>
-  </w:num>
-  <w:num w:numId="39" w16cid:durableId="1411806974">
-    <w:abstractNumId w:val="27"/>
-  </w:num>
-  <w:num w:numId="40" w16cid:durableId="1852916879">
-    <w:abstractNumId w:val="1"/>
-  </w:num>
-  <w:num w:numId="41" w16cid:durableId="1126578665">
-    <w:abstractNumId w:val="36"/>
-  </w:num>
-  <w:num w:numId="42" w16cid:durableId="2039038556">
-    <w:abstractNumId w:val="6"/>
+  <w:num w:numId="50" w16cid:durableId="868882729">
+    <w:abstractNumId w:val="38"/>
   </w:num>
 </w:numbering>
 </file>
